--- a/APLOS/POPResources/Templates/Fs202022English.docx
+++ b/APLOS/POPResources/Templates/Fs202022English.docx
@@ -1,6 +1,6 @@
 
 <file path=word/document.xml><?xml version="1.0" encoding="utf-8"?>
-<w:document xmlns:wpc="http://schemas.microsoft.com/office/word/2010/wordprocessingCanvas" xmlns:mc="http://schemas.openxmlformats.org/markup-compatibility/2006" xmlns:o="urn:schemas-microsoft-com:office:office" xmlns:r="http://schemas.openxmlformats.org/officeDocument/2006/relationships" xmlns:m="http://schemas.openxmlformats.org/officeDocument/2006/math" xmlns:v="urn:schemas-microsoft-com:vml" xmlns:wp14="http://schemas.microsoft.com/office/word/2010/wordprocessingDrawing" xmlns:wp="http://schemas.openxmlformats.org/drawingml/2006/wordprocessingDrawing" xmlns:w10="urn:schemas-microsoft-com:office:word" xmlns:w="http://schemas.openxmlformats.org/wordprocessingml/2006/main" xmlns:w14="http://schemas.microsoft.com/office/word/2010/wordml" xmlns:wpg="http://schemas.microsoft.com/office/word/2010/wordprocessingGroup" xmlns:wpi="http://schemas.microsoft.com/office/word/2010/wordprocessingInk" xmlns:wne="http://schemas.microsoft.com/office/word/2006/wordml" xmlns:wps="http://schemas.microsoft.com/office/word/2010/wordprocessingShape" mc:Ignorable="w14 wp14">
+<w:document xmlns:wpc="http://schemas.microsoft.com/office/word/2010/wordprocessingCanvas" xmlns:cx="http://schemas.microsoft.com/office/drawing/2014/chartex" xmlns:cx1="http://schemas.microsoft.com/office/drawing/2015/9/8/chartex" xmlns:cx2="http://schemas.microsoft.com/office/drawing/2015/10/21/chartex" xmlns:cx3="http://schemas.microsoft.com/office/drawing/2016/5/9/chartex" xmlns:cx4="http://schemas.microsoft.com/office/drawing/2016/5/10/chartex" xmlns:cx5="http://schemas.microsoft.com/office/drawing/2016/5/11/chartex" xmlns:cx6="http://schemas.microsoft.com/office/drawing/2016/5/12/chartex" xmlns:cx7="http://schemas.microsoft.com/office/drawing/2016/5/13/chartex" xmlns:cx8="http://schemas.microsoft.com/office/drawing/2016/5/14/chartex" xmlns:mc="http://schemas.openxmlformats.org/markup-compatibility/2006" xmlns:aink="http://schemas.microsoft.com/office/drawing/2016/ink" xmlns:am3d="http://schemas.microsoft.com/office/drawing/2017/model3d" xmlns:o="urn:schemas-microsoft-com:office:office" xmlns:r="http://schemas.openxmlformats.org/officeDocument/2006/relationships" xmlns:m="http://schemas.openxmlformats.org/officeDocument/2006/math" xmlns:v="urn:schemas-microsoft-com:vml" xmlns:wp14="http://schemas.microsoft.com/office/word/2010/wordprocessingDrawing" xmlns:wp="http://schemas.openxmlformats.org/drawingml/2006/wordprocessingDrawing" xmlns:w10="urn:schemas-microsoft-com:office:word" xmlns:w="http://schemas.openxmlformats.org/wordprocessingml/2006/main" xmlns:w14="http://schemas.microsoft.com/office/word/2010/wordml" xmlns:w15="http://schemas.microsoft.com/office/word/2012/wordml" xmlns:w16cex="http://schemas.microsoft.com/office/word/2018/wordml/cex" xmlns:w16cid="http://schemas.microsoft.com/office/word/2016/wordml/cid" xmlns:w16="http://schemas.microsoft.com/office/word/2018/wordml" xmlns:w16sdtdh="http://schemas.microsoft.com/office/word/2020/wordml/sdtdatahash" xmlns:w16se="http://schemas.microsoft.com/office/word/2015/wordml/symex" xmlns:wpg="http://schemas.microsoft.com/office/word/2010/wordprocessingGroup" xmlns:wpi="http://schemas.microsoft.com/office/word/2010/wordprocessingInk" xmlns:wne="http://schemas.microsoft.com/office/word/2006/wordml" xmlns:wps="http://schemas.microsoft.com/office/word/2010/wordprocessingShape" mc:Ignorable="w14 w15 w16se w16cid w16 w16cex w16sdtdh wp14">
   <w:body>
     <w:p>
       <w:pPr>
@@ -844,6 +844,15 @@
                 <w:lang w:bidi="bn-IN"/>
               </w:rPr>
             </w:pPr>
+            <w:r>
+              <w:rPr>
+                <w:rFonts w:ascii="Kalpurush" w:hAnsi="Kalpurush" w:cs="Kalpurush"/>
+                <w:sz w:val="18"/>
+                <w:szCs w:val="18"/>
+                <w:lang w:bidi="bn-IN"/>
+              </w:rPr>
+              <w:t>Last Day Date</w:t>
+            </w:r>
           </w:p>
         </w:tc>
         <w:tc>
@@ -861,6 +870,38 @@
                 <w:lang w:bidi="bn-IN"/>
               </w:rPr>
             </w:pPr>
+            <w:r>
+              <w:rPr>
+                <w:rFonts w:ascii="Kalpurush" w:hAnsi="Kalpurush" w:cs="Kalpurush"/>
+                <w:bCs/>
+                <w:sz w:val="18"/>
+                <w:szCs w:val="18"/>
+                <w:lang w:bidi="bn-IN"/>
+              </w:rPr>
+              <w:t>{</w:t>
+            </w:r>
+            <w:proofErr w:type="spellStart"/>
+            <w:r>
+              <w:rPr>
+                <w:rFonts w:ascii="Kalpurush" w:hAnsi="Kalpurush" w:cs="Kalpurush"/>
+                <w:bCs/>
+                <w:sz w:val="18"/>
+                <w:szCs w:val="18"/>
+                <w:lang w:bidi="bn-IN"/>
+              </w:rPr>
+              <w:t>LastPayDate</w:t>
+            </w:r>
+            <w:proofErr w:type="spellEnd"/>
+            <w:r>
+              <w:rPr>
+                <w:rFonts w:ascii="Kalpurush" w:hAnsi="Kalpurush" w:cs="Kalpurush"/>
+                <w:bCs/>
+                <w:sz w:val="18"/>
+                <w:szCs w:val="18"/>
+                <w:lang w:bidi="bn-IN"/>
+              </w:rPr>
+              <w:t>}</w:t>
+            </w:r>
           </w:p>
         </w:tc>
         <w:tc>
@@ -1997,8 +2038,6 @@
           <w:lang w:bidi="ar-SA"/>
         </w:rPr>
       </w:pPr>
-      <w:bookmarkStart w:id="0" w:name="_GoBack"/>
-      <w:bookmarkEnd w:id="0"/>
       <w:r>
         <w:rPr>
           <w:rFonts w:ascii="Kalpurush" w:eastAsiaTheme="minorHAnsi" w:hAnsi="Kalpurush" w:cs="Kalpurush"/>
@@ -2040,7 +2079,7 @@
       </w:tblPr>
       <w:tblGrid>
         <w:gridCol w:w="4364"/>
-        <w:gridCol w:w="1552"/>
+        <w:gridCol w:w="1344"/>
       </w:tblGrid>
       <w:tr>
         <w:trPr>
@@ -3066,12 +3105,12 @@
       </w:r>
     </w:p>
     <w:sectPr>
-      <w:headerReference w:type="even" r:id="rId8"/>
-      <w:headerReference w:type="default" r:id="rId9"/>
-      <w:footerReference w:type="even" r:id="rId10"/>
-      <w:footerReference w:type="default" r:id="rId11"/>
-      <w:headerReference w:type="first" r:id="rId12"/>
-      <w:footerReference w:type="first" r:id="rId13"/>
+      <w:headerReference w:type="even" r:id="rId7"/>
+      <w:headerReference w:type="default" r:id="rId8"/>
+      <w:footerReference w:type="even" r:id="rId9"/>
+      <w:footerReference w:type="default" r:id="rId10"/>
+      <w:headerReference w:type="first" r:id="rId11"/>
+      <w:footerReference w:type="first" r:id="rId12"/>
       <w:type w:val="continuous"/>
       <w:pgSz w:w="11910" w:h="16840"/>
       <w:pgMar w:top="144" w:right="360" w:bottom="0" w:left="720" w:header="288" w:footer="144" w:gutter="0"/>
@@ -3083,7 +3122,7 @@
 </file>
 
 <file path=word/endnotes.xml><?xml version="1.0" encoding="utf-8"?>
-<w:endnotes xmlns:wpc="http://schemas.microsoft.com/office/word/2010/wordprocessingCanvas" xmlns:mc="http://schemas.openxmlformats.org/markup-compatibility/2006" xmlns:o="urn:schemas-microsoft-com:office:office" xmlns:r="http://schemas.openxmlformats.org/officeDocument/2006/relationships" xmlns:m="http://schemas.openxmlformats.org/officeDocument/2006/math" xmlns:v="urn:schemas-microsoft-com:vml" xmlns:wp14="http://schemas.microsoft.com/office/word/2010/wordprocessingDrawing" xmlns:wp="http://schemas.openxmlformats.org/drawingml/2006/wordprocessingDrawing" xmlns:w10="urn:schemas-microsoft-com:office:word" xmlns:w="http://schemas.openxmlformats.org/wordprocessingml/2006/main" xmlns:w14="http://schemas.microsoft.com/office/word/2010/wordml" xmlns:wpg="http://schemas.microsoft.com/office/word/2010/wordprocessingGroup" xmlns:wpi="http://schemas.microsoft.com/office/word/2010/wordprocessingInk" xmlns:wne="http://schemas.microsoft.com/office/word/2006/wordml" xmlns:wps="http://schemas.microsoft.com/office/word/2010/wordprocessingShape" mc:Ignorable="w14 wp14">
+<w:endnotes xmlns:wpc="http://schemas.microsoft.com/office/word/2010/wordprocessingCanvas" xmlns:cx="http://schemas.microsoft.com/office/drawing/2014/chartex" xmlns:cx1="http://schemas.microsoft.com/office/drawing/2015/9/8/chartex" xmlns:cx2="http://schemas.microsoft.com/office/drawing/2015/10/21/chartex" xmlns:cx3="http://schemas.microsoft.com/office/drawing/2016/5/9/chartex" xmlns:cx4="http://schemas.microsoft.com/office/drawing/2016/5/10/chartex" xmlns:cx5="http://schemas.microsoft.com/office/drawing/2016/5/11/chartex" xmlns:cx6="http://schemas.microsoft.com/office/drawing/2016/5/12/chartex" xmlns:cx7="http://schemas.microsoft.com/office/drawing/2016/5/13/chartex" xmlns:cx8="http://schemas.microsoft.com/office/drawing/2016/5/14/chartex" xmlns:mc="http://schemas.openxmlformats.org/markup-compatibility/2006" xmlns:aink="http://schemas.microsoft.com/office/drawing/2016/ink" xmlns:am3d="http://schemas.microsoft.com/office/drawing/2017/model3d" xmlns:o="urn:schemas-microsoft-com:office:office" xmlns:r="http://schemas.openxmlformats.org/officeDocument/2006/relationships" xmlns:m="http://schemas.openxmlformats.org/officeDocument/2006/math" xmlns:v="urn:schemas-microsoft-com:vml" xmlns:wp14="http://schemas.microsoft.com/office/word/2010/wordprocessingDrawing" xmlns:wp="http://schemas.openxmlformats.org/drawingml/2006/wordprocessingDrawing" xmlns:w10="urn:schemas-microsoft-com:office:word" xmlns:w="http://schemas.openxmlformats.org/wordprocessingml/2006/main" xmlns:w14="http://schemas.microsoft.com/office/word/2010/wordml" xmlns:w15="http://schemas.microsoft.com/office/word/2012/wordml" xmlns:w16cex="http://schemas.microsoft.com/office/word/2018/wordml/cex" xmlns:w16cid="http://schemas.microsoft.com/office/word/2016/wordml/cid" xmlns:w16="http://schemas.microsoft.com/office/word/2018/wordml" xmlns:w16sdtdh="http://schemas.microsoft.com/office/word/2020/wordml/sdtdatahash" xmlns:w16se="http://schemas.microsoft.com/office/word/2015/wordml/symex" xmlns:wpg="http://schemas.microsoft.com/office/word/2010/wordprocessingGroup" xmlns:wpi="http://schemas.microsoft.com/office/word/2010/wordprocessingInk" xmlns:wne="http://schemas.microsoft.com/office/word/2006/wordml" xmlns:wps="http://schemas.microsoft.com/office/word/2010/wordprocessingShape" mc:Ignorable="w14 w15 w16se w16cid w16 w16cex w16sdtdh wp14">
   <w:endnote w:type="separator" w:id="-1">
     <w:p>
       <w:r>
@@ -3102,7 +3141,7 @@
 </file>
 
 <file path=word/footer1.xml><?xml version="1.0" encoding="utf-8"?>
-<w:ftr xmlns:wpc="http://schemas.microsoft.com/office/word/2010/wordprocessingCanvas" xmlns:mc="http://schemas.openxmlformats.org/markup-compatibility/2006" xmlns:o="urn:schemas-microsoft-com:office:office" xmlns:r="http://schemas.openxmlformats.org/officeDocument/2006/relationships" xmlns:m="http://schemas.openxmlformats.org/officeDocument/2006/math" xmlns:v="urn:schemas-microsoft-com:vml" xmlns:wp14="http://schemas.microsoft.com/office/word/2010/wordprocessingDrawing" xmlns:wp="http://schemas.openxmlformats.org/drawingml/2006/wordprocessingDrawing" xmlns:w10="urn:schemas-microsoft-com:office:word" xmlns:w="http://schemas.openxmlformats.org/wordprocessingml/2006/main" xmlns:w14="http://schemas.microsoft.com/office/word/2010/wordml" xmlns:wpg="http://schemas.microsoft.com/office/word/2010/wordprocessingGroup" xmlns:wpi="http://schemas.microsoft.com/office/word/2010/wordprocessingInk" xmlns:wne="http://schemas.microsoft.com/office/word/2006/wordml" xmlns:wps="http://schemas.microsoft.com/office/word/2010/wordprocessingShape" mc:Ignorable="w14 wp14">
+<w:ftr xmlns:wpc="http://schemas.microsoft.com/office/word/2010/wordprocessingCanvas" xmlns:cx="http://schemas.microsoft.com/office/drawing/2014/chartex" xmlns:cx1="http://schemas.microsoft.com/office/drawing/2015/9/8/chartex" xmlns:cx2="http://schemas.microsoft.com/office/drawing/2015/10/21/chartex" xmlns:cx3="http://schemas.microsoft.com/office/drawing/2016/5/9/chartex" xmlns:cx4="http://schemas.microsoft.com/office/drawing/2016/5/10/chartex" xmlns:cx5="http://schemas.microsoft.com/office/drawing/2016/5/11/chartex" xmlns:cx6="http://schemas.microsoft.com/office/drawing/2016/5/12/chartex" xmlns:cx7="http://schemas.microsoft.com/office/drawing/2016/5/13/chartex" xmlns:cx8="http://schemas.microsoft.com/office/drawing/2016/5/14/chartex" xmlns:mc="http://schemas.openxmlformats.org/markup-compatibility/2006" xmlns:aink="http://schemas.microsoft.com/office/drawing/2016/ink" xmlns:am3d="http://schemas.microsoft.com/office/drawing/2017/model3d" xmlns:o="urn:schemas-microsoft-com:office:office" xmlns:r="http://schemas.openxmlformats.org/officeDocument/2006/relationships" xmlns:m="http://schemas.openxmlformats.org/officeDocument/2006/math" xmlns:v="urn:schemas-microsoft-com:vml" xmlns:wp14="http://schemas.microsoft.com/office/word/2010/wordprocessingDrawing" xmlns:wp="http://schemas.openxmlformats.org/drawingml/2006/wordprocessingDrawing" xmlns:w10="urn:schemas-microsoft-com:office:word" xmlns:w="http://schemas.openxmlformats.org/wordprocessingml/2006/main" xmlns:w14="http://schemas.microsoft.com/office/word/2010/wordml" xmlns:w15="http://schemas.microsoft.com/office/word/2012/wordml" xmlns:w16cex="http://schemas.microsoft.com/office/word/2018/wordml/cex" xmlns:w16cid="http://schemas.microsoft.com/office/word/2016/wordml/cid" xmlns:w16="http://schemas.microsoft.com/office/word/2018/wordml" xmlns:w16sdtdh="http://schemas.microsoft.com/office/word/2020/wordml/sdtdatahash" xmlns:w16se="http://schemas.microsoft.com/office/word/2015/wordml/symex" xmlns:wpg="http://schemas.microsoft.com/office/word/2010/wordprocessingGroup" xmlns:wpi="http://schemas.microsoft.com/office/word/2010/wordprocessingInk" xmlns:wne="http://schemas.microsoft.com/office/word/2006/wordml" xmlns:wps="http://schemas.microsoft.com/office/word/2010/wordprocessingShape" mc:Ignorable="w14 w15 w16se w16cid w16 w16cex w16sdtdh wp14">
   <w:p>
     <w:pPr>
       <w:pStyle w:val="Footer"/>
@@ -3112,7 +3151,7 @@
 </file>
 
 <file path=word/footer2.xml><?xml version="1.0" encoding="utf-8"?>
-<w:ftr xmlns:wpc="http://schemas.microsoft.com/office/word/2010/wordprocessingCanvas" xmlns:mc="http://schemas.openxmlformats.org/markup-compatibility/2006" xmlns:o="urn:schemas-microsoft-com:office:office" xmlns:r="http://schemas.openxmlformats.org/officeDocument/2006/relationships" xmlns:m="http://schemas.openxmlformats.org/officeDocument/2006/math" xmlns:v="urn:schemas-microsoft-com:vml" xmlns:wp14="http://schemas.microsoft.com/office/word/2010/wordprocessingDrawing" xmlns:wp="http://schemas.openxmlformats.org/drawingml/2006/wordprocessingDrawing" xmlns:w10="urn:schemas-microsoft-com:office:word" xmlns:w="http://schemas.openxmlformats.org/wordprocessingml/2006/main" xmlns:w14="http://schemas.microsoft.com/office/word/2010/wordml" xmlns:wpg="http://schemas.microsoft.com/office/word/2010/wordprocessingGroup" xmlns:wpi="http://schemas.microsoft.com/office/word/2010/wordprocessingInk" xmlns:wne="http://schemas.microsoft.com/office/word/2006/wordml" xmlns:wps="http://schemas.microsoft.com/office/word/2010/wordprocessingShape" mc:Ignorable="w14 wp14">
+<w:ftr xmlns:wpc="http://schemas.microsoft.com/office/word/2010/wordprocessingCanvas" xmlns:cx="http://schemas.microsoft.com/office/drawing/2014/chartex" xmlns:cx1="http://schemas.microsoft.com/office/drawing/2015/9/8/chartex" xmlns:cx2="http://schemas.microsoft.com/office/drawing/2015/10/21/chartex" xmlns:cx3="http://schemas.microsoft.com/office/drawing/2016/5/9/chartex" xmlns:cx4="http://schemas.microsoft.com/office/drawing/2016/5/10/chartex" xmlns:cx5="http://schemas.microsoft.com/office/drawing/2016/5/11/chartex" xmlns:cx6="http://schemas.microsoft.com/office/drawing/2016/5/12/chartex" xmlns:cx7="http://schemas.microsoft.com/office/drawing/2016/5/13/chartex" xmlns:cx8="http://schemas.microsoft.com/office/drawing/2016/5/14/chartex" xmlns:mc="http://schemas.openxmlformats.org/markup-compatibility/2006" xmlns:aink="http://schemas.microsoft.com/office/drawing/2016/ink" xmlns:am3d="http://schemas.microsoft.com/office/drawing/2017/model3d" xmlns:o="urn:schemas-microsoft-com:office:office" xmlns:r="http://schemas.openxmlformats.org/officeDocument/2006/relationships" xmlns:m="http://schemas.openxmlformats.org/officeDocument/2006/math" xmlns:v="urn:schemas-microsoft-com:vml" xmlns:wp14="http://schemas.microsoft.com/office/word/2010/wordprocessingDrawing" xmlns:wp="http://schemas.openxmlformats.org/drawingml/2006/wordprocessingDrawing" xmlns:w10="urn:schemas-microsoft-com:office:word" xmlns:w="http://schemas.openxmlformats.org/wordprocessingml/2006/main" xmlns:w14="http://schemas.microsoft.com/office/word/2010/wordml" xmlns:w15="http://schemas.microsoft.com/office/word/2012/wordml" xmlns:w16cex="http://schemas.microsoft.com/office/word/2018/wordml/cex" xmlns:w16cid="http://schemas.microsoft.com/office/word/2016/wordml/cid" xmlns:w16="http://schemas.microsoft.com/office/word/2018/wordml" xmlns:w16sdtdh="http://schemas.microsoft.com/office/word/2020/wordml/sdtdatahash" xmlns:w16se="http://schemas.microsoft.com/office/word/2015/wordml/symex" xmlns:wpg="http://schemas.microsoft.com/office/word/2010/wordprocessingGroup" xmlns:wpi="http://schemas.microsoft.com/office/word/2010/wordprocessingInk" xmlns:wne="http://schemas.microsoft.com/office/word/2006/wordml" xmlns:wps="http://schemas.microsoft.com/office/word/2010/wordprocessingShape" mc:Ignorable="w14 w15 w16se w16cid w16 w16cex w16sdtdh wp14">
   <w:p>
     <w:pPr>
       <w:pStyle w:val="Footer"/>
@@ -3122,7 +3161,7 @@
 </file>
 
 <file path=word/footer3.xml><?xml version="1.0" encoding="utf-8"?>
-<w:ftr xmlns:wpc="http://schemas.microsoft.com/office/word/2010/wordprocessingCanvas" xmlns:mc="http://schemas.openxmlformats.org/markup-compatibility/2006" xmlns:o="urn:schemas-microsoft-com:office:office" xmlns:r="http://schemas.openxmlformats.org/officeDocument/2006/relationships" xmlns:m="http://schemas.openxmlformats.org/officeDocument/2006/math" xmlns:v="urn:schemas-microsoft-com:vml" xmlns:wp14="http://schemas.microsoft.com/office/word/2010/wordprocessingDrawing" xmlns:wp="http://schemas.openxmlformats.org/drawingml/2006/wordprocessingDrawing" xmlns:w10="urn:schemas-microsoft-com:office:word" xmlns:w="http://schemas.openxmlformats.org/wordprocessingml/2006/main" xmlns:w14="http://schemas.microsoft.com/office/word/2010/wordml" xmlns:wpg="http://schemas.microsoft.com/office/word/2010/wordprocessingGroup" xmlns:wpi="http://schemas.microsoft.com/office/word/2010/wordprocessingInk" xmlns:wne="http://schemas.microsoft.com/office/word/2006/wordml" xmlns:wps="http://schemas.microsoft.com/office/word/2010/wordprocessingShape" mc:Ignorable="w14 wp14">
+<w:ftr xmlns:wpc="http://schemas.microsoft.com/office/word/2010/wordprocessingCanvas" xmlns:cx="http://schemas.microsoft.com/office/drawing/2014/chartex" xmlns:cx1="http://schemas.microsoft.com/office/drawing/2015/9/8/chartex" xmlns:cx2="http://schemas.microsoft.com/office/drawing/2015/10/21/chartex" xmlns:cx3="http://schemas.microsoft.com/office/drawing/2016/5/9/chartex" xmlns:cx4="http://schemas.microsoft.com/office/drawing/2016/5/10/chartex" xmlns:cx5="http://schemas.microsoft.com/office/drawing/2016/5/11/chartex" xmlns:cx6="http://schemas.microsoft.com/office/drawing/2016/5/12/chartex" xmlns:cx7="http://schemas.microsoft.com/office/drawing/2016/5/13/chartex" xmlns:cx8="http://schemas.microsoft.com/office/drawing/2016/5/14/chartex" xmlns:mc="http://schemas.openxmlformats.org/markup-compatibility/2006" xmlns:aink="http://schemas.microsoft.com/office/drawing/2016/ink" xmlns:am3d="http://schemas.microsoft.com/office/drawing/2017/model3d" xmlns:o="urn:schemas-microsoft-com:office:office" xmlns:r="http://schemas.openxmlformats.org/officeDocument/2006/relationships" xmlns:m="http://schemas.openxmlformats.org/officeDocument/2006/math" xmlns:v="urn:schemas-microsoft-com:vml" xmlns:wp14="http://schemas.microsoft.com/office/word/2010/wordprocessingDrawing" xmlns:wp="http://schemas.openxmlformats.org/drawingml/2006/wordprocessingDrawing" xmlns:w10="urn:schemas-microsoft-com:office:word" xmlns:w="http://schemas.openxmlformats.org/wordprocessingml/2006/main" xmlns:w14="http://schemas.microsoft.com/office/word/2010/wordml" xmlns:w15="http://schemas.microsoft.com/office/word/2012/wordml" xmlns:w16cex="http://schemas.microsoft.com/office/word/2018/wordml/cex" xmlns:w16cid="http://schemas.microsoft.com/office/word/2016/wordml/cid" xmlns:w16="http://schemas.microsoft.com/office/word/2018/wordml" xmlns:w16sdtdh="http://schemas.microsoft.com/office/word/2020/wordml/sdtdatahash" xmlns:w16se="http://schemas.microsoft.com/office/word/2015/wordml/symex" xmlns:wpg="http://schemas.microsoft.com/office/word/2010/wordprocessingGroup" xmlns:wpi="http://schemas.microsoft.com/office/word/2010/wordprocessingInk" xmlns:wne="http://schemas.microsoft.com/office/word/2006/wordml" xmlns:wps="http://schemas.microsoft.com/office/word/2010/wordprocessingShape" mc:Ignorable="w14 w15 w16se w16cid w16 w16cex w16sdtdh wp14">
   <w:p>
     <w:pPr>
       <w:pStyle w:val="Footer"/>
@@ -3132,7 +3171,7 @@
 </file>
 
 <file path=word/footnotes.xml><?xml version="1.0" encoding="utf-8"?>
-<w:footnotes xmlns:wpc="http://schemas.microsoft.com/office/word/2010/wordprocessingCanvas" xmlns:mc="http://schemas.openxmlformats.org/markup-compatibility/2006" xmlns:o="urn:schemas-microsoft-com:office:office" xmlns:r="http://schemas.openxmlformats.org/officeDocument/2006/relationships" xmlns:m="http://schemas.openxmlformats.org/officeDocument/2006/math" xmlns:v="urn:schemas-microsoft-com:vml" xmlns:wp14="http://schemas.microsoft.com/office/word/2010/wordprocessingDrawing" xmlns:wp="http://schemas.openxmlformats.org/drawingml/2006/wordprocessingDrawing" xmlns:w10="urn:schemas-microsoft-com:office:word" xmlns:w="http://schemas.openxmlformats.org/wordprocessingml/2006/main" xmlns:w14="http://schemas.microsoft.com/office/word/2010/wordml" xmlns:wpg="http://schemas.microsoft.com/office/word/2010/wordprocessingGroup" xmlns:wpi="http://schemas.microsoft.com/office/word/2010/wordprocessingInk" xmlns:wne="http://schemas.microsoft.com/office/word/2006/wordml" xmlns:wps="http://schemas.microsoft.com/office/word/2010/wordprocessingShape" mc:Ignorable="w14 wp14">
+<w:footnotes xmlns:wpc="http://schemas.microsoft.com/office/word/2010/wordprocessingCanvas" xmlns:cx="http://schemas.microsoft.com/office/drawing/2014/chartex" xmlns:cx1="http://schemas.microsoft.com/office/drawing/2015/9/8/chartex" xmlns:cx2="http://schemas.microsoft.com/office/drawing/2015/10/21/chartex" xmlns:cx3="http://schemas.microsoft.com/office/drawing/2016/5/9/chartex" xmlns:cx4="http://schemas.microsoft.com/office/drawing/2016/5/10/chartex" xmlns:cx5="http://schemas.microsoft.com/office/drawing/2016/5/11/chartex" xmlns:cx6="http://schemas.microsoft.com/office/drawing/2016/5/12/chartex" xmlns:cx7="http://schemas.microsoft.com/office/drawing/2016/5/13/chartex" xmlns:cx8="http://schemas.microsoft.com/office/drawing/2016/5/14/chartex" xmlns:mc="http://schemas.openxmlformats.org/markup-compatibility/2006" xmlns:aink="http://schemas.microsoft.com/office/drawing/2016/ink" xmlns:am3d="http://schemas.microsoft.com/office/drawing/2017/model3d" xmlns:o="urn:schemas-microsoft-com:office:office" xmlns:r="http://schemas.openxmlformats.org/officeDocument/2006/relationships" xmlns:m="http://schemas.openxmlformats.org/officeDocument/2006/math" xmlns:v="urn:schemas-microsoft-com:vml" xmlns:wp14="http://schemas.microsoft.com/office/word/2010/wordprocessingDrawing" xmlns:wp="http://schemas.openxmlformats.org/drawingml/2006/wordprocessingDrawing" xmlns:w10="urn:schemas-microsoft-com:office:word" xmlns:w="http://schemas.openxmlformats.org/wordprocessingml/2006/main" xmlns:w14="http://schemas.microsoft.com/office/word/2010/wordml" xmlns:w15="http://schemas.microsoft.com/office/word/2012/wordml" xmlns:w16cex="http://schemas.microsoft.com/office/word/2018/wordml/cex" xmlns:w16cid="http://schemas.microsoft.com/office/word/2016/wordml/cid" xmlns:w16="http://schemas.microsoft.com/office/word/2018/wordml" xmlns:w16sdtdh="http://schemas.microsoft.com/office/word/2020/wordml/sdtdatahash" xmlns:w16se="http://schemas.microsoft.com/office/word/2015/wordml/symex" xmlns:wpg="http://schemas.microsoft.com/office/word/2010/wordprocessingGroup" xmlns:wpi="http://schemas.microsoft.com/office/word/2010/wordprocessingInk" xmlns:wne="http://schemas.microsoft.com/office/word/2006/wordml" xmlns:wps="http://schemas.microsoft.com/office/word/2010/wordprocessingShape" mc:Ignorable="w14 w15 w16se w16cid w16 w16cex w16sdtdh wp14">
   <w:footnote w:type="separator" w:id="-1">
     <w:p>
       <w:r>
@@ -3151,7 +3190,7 @@
 </file>
 
 <file path=word/header1.xml><?xml version="1.0" encoding="utf-8"?>
-<w:hdr xmlns:wpc="http://schemas.microsoft.com/office/word/2010/wordprocessingCanvas" xmlns:mc="http://schemas.openxmlformats.org/markup-compatibility/2006" xmlns:o="urn:schemas-microsoft-com:office:office" xmlns:r="http://schemas.openxmlformats.org/officeDocument/2006/relationships" xmlns:m="http://schemas.openxmlformats.org/officeDocument/2006/math" xmlns:v="urn:schemas-microsoft-com:vml" xmlns:wp14="http://schemas.microsoft.com/office/word/2010/wordprocessingDrawing" xmlns:wp="http://schemas.openxmlformats.org/drawingml/2006/wordprocessingDrawing" xmlns:w10="urn:schemas-microsoft-com:office:word" xmlns:w="http://schemas.openxmlformats.org/wordprocessingml/2006/main" xmlns:w14="http://schemas.microsoft.com/office/word/2010/wordml" xmlns:wpg="http://schemas.microsoft.com/office/word/2010/wordprocessingGroup" xmlns:wpi="http://schemas.microsoft.com/office/word/2010/wordprocessingInk" xmlns:wne="http://schemas.microsoft.com/office/word/2006/wordml" xmlns:wps="http://schemas.microsoft.com/office/word/2010/wordprocessingShape" mc:Ignorable="w14 wp14">
+<w:hdr xmlns:wpc="http://schemas.microsoft.com/office/word/2010/wordprocessingCanvas" xmlns:cx="http://schemas.microsoft.com/office/drawing/2014/chartex" xmlns:cx1="http://schemas.microsoft.com/office/drawing/2015/9/8/chartex" xmlns:cx2="http://schemas.microsoft.com/office/drawing/2015/10/21/chartex" xmlns:cx3="http://schemas.microsoft.com/office/drawing/2016/5/9/chartex" xmlns:cx4="http://schemas.microsoft.com/office/drawing/2016/5/10/chartex" xmlns:cx5="http://schemas.microsoft.com/office/drawing/2016/5/11/chartex" xmlns:cx6="http://schemas.microsoft.com/office/drawing/2016/5/12/chartex" xmlns:cx7="http://schemas.microsoft.com/office/drawing/2016/5/13/chartex" xmlns:cx8="http://schemas.microsoft.com/office/drawing/2016/5/14/chartex" xmlns:mc="http://schemas.openxmlformats.org/markup-compatibility/2006" xmlns:aink="http://schemas.microsoft.com/office/drawing/2016/ink" xmlns:am3d="http://schemas.microsoft.com/office/drawing/2017/model3d" xmlns:o="urn:schemas-microsoft-com:office:office" xmlns:r="http://schemas.openxmlformats.org/officeDocument/2006/relationships" xmlns:m="http://schemas.openxmlformats.org/officeDocument/2006/math" xmlns:v="urn:schemas-microsoft-com:vml" xmlns:wp14="http://schemas.microsoft.com/office/word/2010/wordprocessingDrawing" xmlns:wp="http://schemas.openxmlformats.org/drawingml/2006/wordprocessingDrawing" xmlns:w10="urn:schemas-microsoft-com:office:word" xmlns:w="http://schemas.openxmlformats.org/wordprocessingml/2006/main" xmlns:w14="http://schemas.microsoft.com/office/word/2010/wordml" xmlns:w15="http://schemas.microsoft.com/office/word/2012/wordml" xmlns:w16cex="http://schemas.microsoft.com/office/word/2018/wordml/cex" xmlns:w16cid="http://schemas.microsoft.com/office/word/2016/wordml/cid" xmlns:w16="http://schemas.microsoft.com/office/word/2018/wordml" xmlns:w16sdtdh="http://schemas.microsoft.com/office/word/2020/wordml/sdtdatahash" xmlns:w16se="http://schemas.microsoft.com/office/word/2015/wordml/symex" xmlns:wpg="http://schemas.microsoft.com/office/word/2010/wordprocessingGroup" xmlns:wpi="http://schemas.microsoft.com/office/word/2010/wordprocessingInk" xmlns:wne="http://schemas.microsoft.com/office/word/2006/wordml" xmlns:wps="http://schemas.microsoft.com/office/word/2010/wordprocessingShape" mc:Ignorable="w14 w15 w16se w16cid w16 w16cex w16sdtdh wp14">
   <w:p>
     <w:pPr>
       <w:pStyle w:val="Header"/>
@@ -3161,7 +3200,7 @@
 </file>
 
 <file path=word/header2.xml><?xml version="1.0" encoding="utf-8"?>
-<w:hdr xmlns:wpc="http://schemas.microsoft.com/office/word/2010/wordprocessingCanvas" xmlns:mc="http://schemas.openxmlformats.org/markup-compatibility/2006" xmlns:o="urn:schemas-microsoft-com:office:office" xmlns:r="http://schemas.openxmlformats.org/officeDocument/2006/relationships" xmlns:m="http://schemas.openxmlformats.org/officeDocument/2006/math" xmlns:v="urn:schemas-microsoft-com:vml" xmlns:wp14="http://schemas.microsoft.com/office/word/2010/wordprocessingDrawing" xmlns:wp="http://schemas.openxmlformats.org/drawingml/2006/wordprocessingDrawing" xmlns:w10="urn:schemas-microsoft-com:office:word" xmlns:w="http://schemas.openxmlformats.org/wordprocessingml/2006/main" xmlns:w14="http://schemas.microsoft.com/office/word/2010/wordml" xmlns:wpg="http://schemas.microsoft.com/office/word/2010/wordprocessingGroup" xmlns:wpi="http://schemas.microsoft.com/office/word/2010/wordprocessingInk" xmlns:wne="http://schemas.microsoft.com/office/word/2006/wordml" xmlns:wps="http://schemas.microsoft.com/office/word/2010/wordprocessingShape" mc:Ignorable="w14 wp14">
+<w:hdr xmlns:wpc="http://schemas.microsoft.com/office/word/2010/wordprocessingCanvas" xmlns:cx="http://schemas.microsoft.com/office/drawing/2014/chartex" xmlns:cx1="http://schemas.microsoft.com/office/drawing/2015/9/8/chartex" xmlns:cx2="http://schemas.microsoft.com/office/drawing/2015/10/21/chartex" xmlns:cx3="http://schemas.microsoft.com/office/drawing/2016/5/9/chartex" xmlns:cx4="http://schemas.microsoft.com/office/drawing/2016/5/10/chartex" xmlns:cx5="http://schemas.microsoft.com/office/drawing/2016/5/11/chartex" xmlns:cx6="http://schemas.microsoft.com/office/drawing/2016/5/12/chartex" xmlns:cx7="http://schemas.microsoft.com/office/drawing/2016/5/13/chartex" xmlns:cx8="http://schemas.microsoft.com/office/drawing/2016/5/14/chartex" xmlns:mc="http://schemas.openxmlformats.org/markup-compatibility/2006" xmlns:aink="http://schemas.microsoft.com/office/drawing/2016/ink" xmlns:am3d="http://schemas.microsoft.com/office/drawing/2017/model3d" xmlns:o="urn:schemas-microsoft-com:office:office" xmlns:r="http://schemas.openxmlformats.org/officeDocument/2006/relationships" xmlns:m="http://schemas.openxmlformats.org/officeDocument/2006/math" xmlns:v="urn:schemas-microsoft-com:vml" xmlns:wp14="http://schemas.microsoft.com/office/word/2010/wordprocessingDrawing" xmlns:wp="http://schemas.openxmlformats.org/drawingml/2006/wordprocessingDrawing" xmlns:w10="urn:schemas-microsoft-com:office:word" xmlns:w="http://schemas.openxmlformats.org/wordprocessingml/2006/main" xmlns:w14="http://schemas.microsoft.com/office/word/2010/wordml" xmlns:w15="http://schemas.microsoft.com/office/word/2012/wordml" xmlns:w16cex="http://schemas.microsoft.com/office/word/2018/wordml/cex" xmlns:w16cid="http://schemas.microsoft.com/office/word/2016/wordml/cid" xmlns:w16="http://schemas.microsoft.com/office/word/2018/wordml" xmlns:w16sdtdh="http://schemas.microsoft.com/office/word/2020/wordml/sdtdatahash" xmlns:w16se="http://schemas.microsoft.com/office/word/2015/wordml/symex" xmlns:wpg="http://schemas.microsoft.com/office/word/2010/wordprocessingGroup" xmlns:wpi="http://schemas.microsoft.com/office/word/2010/wordprocessingInk" xmlns:wne="http://schemas.microsoft.com/office/word/2006/wordml" xmlns:wps="http://schemas.microsoft.com/office/word/2010/wordprocessingShape" mc:Ignorable="w14 w15 w16se w16cid w16 w16cex w16sdtdh wp14">
   <w:p>
     <w:pPr>
       <w:pStyle w:val="Heading1"/>
@@ -3321,7 +3360,7 @@
 </file>
 
 <file path=word/header3.xml><?xml version="1.0" encoding="utf-8"?>
-<w:hdr xmlns:wpc="http://schemas.microsoft.com/office/word/2010/wordprocessingCanvas" xmlns:mc="http://schemas.openxmlformats.org/markup-compatibility/2006" xmlns:o="urn:schemas-microsoft-com:office:office" xmlns:r="http://schemas.openxmlformats.org/officeDocument/2006/relationships" xmlns:m="http://schemas.openxmlformats.org/officeDocument/2006/math" xmlns:v="urn:schemas-microsoft-com:vml" xmlns:wp14="http://schemas.microsoft.com/office/word/2010/wordprocessingDrawing" xmlns:wp="http://schemas.openxmlformats.org/drawingml/2006/wordprocessingDrawing" xmlns:w10="urn:schemas-microsoft-com:office:word" xmlns:w="http://schemas.openxmlformats.org/wordprocessingml/2006/main" xmlns:w14="http://schemas.microsoft.com/office/word/2010/wordml" xmlns:wpg="http://schemas.microsoft.com/office/word/2010/wordprocessingGroup" xmlns:wpi="http://schemas.microsoft.com/office/word/2010/wordprocessingInk" xmlns:wne="http://schemas.microsoft.com/office/word/2006/wordml" xmlns:wps="http://schemas.microsoft.com/office/word/2010/wordprocessingShape" mc:Ignorable="w14 wp14">
+<w:hdr xmlns:wpc="http://schemas.microsoft.com/office/word/2010/wordprocessingCanvas" xmlns:cx="http://schemas.microsoft.com/office/drawing/2014/chartex" xmlns:cx1="http://schemas.microsoft.com/office/drawing/2015/9/8/chartex" xmlns:cx2="http://schemas.microsoft.com/office/drawing/2015/10/21/chartex" xmlns:cx3="http://schemas.microsoft.com/office/drawing/2016/5/9/chartex" xmlns:cx4="http://schemas.microsoft.com/office/drawing/2016/5/10/chartex" xmlns:cx5="http://schemas.microsoft.com/office/drawing/2016/5/11/chartex" xmlns:cx6="http://schemas.microsoft.com/office/drawing/2016/5/12/chartex" xmlns:cx7="http://schemas.microsoft.com/office/drawing/2016/5/13/chartex" xmlns:cx8="http://schemas.microsoft.com/office/drawing/2016/5/14/chartex" xmlns:mc="http://schemas.openxmlformats.org/markup-compatibility/2006" xmlns:aink="http://schemas.microsoft.com/office/drawing/2016/ink" xmlns:am3d="http://schemas.microsoft.com/office/drawing/2017/model3d" xmlns:o="urn:schemas-microsoft-com:office:office" xmlns:r="http://schemas.openxmlformats.org/officeDocument/2006/relationships" xmlns:m="http://schemas.openxmlformats.org/officeDocument/2006/math" xmlns:v="urn:schemas-microsoft-com:vml" xmlns:wp14="http://schemas.microsoft.com/office/word/2010/wordprocessingDrawing" xmlns:wp="http://schemas.openxmlformats.org/drawingml/2006/wordprocessingDrawing" xmlns:w10="urn:schemas-microsoft-com:office:word" xmlns:w="http://schemas.openxmlformats.org/wordprocessingml/2006/main" xmlns:w14="http://schemas.microsoft.com/office/word/2010/wordml" xmlns:w15="http://schemas.microsoft.com/office/word/2012/wordml" xmlns:w16cex="http://schemas.microsoft.com/office/word/2018/wordml/cex" xmlns:w16cid="http://schemas.microsoft.com/office/word/2016/wordml/cid" xmlns:w16="http://schemas.microsoft.com/office/word/2018/wordml" xmlns:w16sdtdh="http://schemas.microsoft.com/office/word/2020/wordml/sdtdatahash" xmlns:w16se="http://schemas.microsoft.com/office/word/2015/wordml/symex" xmlns:wpg="http://schemas.microsoft.com/office/word/2010/wordprocessingGroup" xmlns:wpi="http://schemas.microsoft.com/office/word/2010/wordprocessingInk" xmlns:wne="http://schemas.microsoft.com/office/word/2006/wordml" xmlns:wps="http://schemas.microsoft.com/office/word/2010/wordprocessingShape" mc:Ignorable="w14 w15 w16se w16cid w16 w16cex w16sdtdh wp14">
   <w:p>
     <w:pPr>
       <w:pStyle w:val="Header"/>
@@ -3331,7 +3370,7 @@
 </file>
 
 <file path=word/styles.xml><?xml version="1.0" encoding="utf-8"?>
-<w:styles xmlns:mc="http://schemas.openxmlformats.org/markup-compatibility/2006" xmlns:r="http://schemas.openxmlformats.org/officeDocument/2006/relationships" xmlns:w="http://schemas.openxmlformats.org/wordprocessingml/2006/main" xmlns:w14="http://schemas.microsoft.com/office/word/2010/wordml" mc:Ignorable="w14">
+<w:styles xmlns:mc="http://schemas.openxmlformats.org/markup-compatibility/2006" xmlns:r="http://schemas.openxmlformats.org/officeDocument/2006/relationships" xmlns:w="http://schemas.openxmlformats.org/wordprocessingml/2006/main" xmlns:w14="http://schemas.microsoft.com/office/word/2010/wordml" xmlns:w15="http://schemas.microsoft.com/office/word/2012/wordml" xmlns:w16cex="http://schemas.microsoft.com/office/word/2018/wordml/cex" xmlns:w16cid="http://schemas.microsoft.com/office/word/2016/wordml/cid" xmlns:w16="http://schemas.microsoft.com/office/word/2018/wordml" xmlns:w16sdtdh="http://schemas.microsoft.com/office/word/2020/wordml/sdtdatahash" xmlns:w16se="http://schemas.microsoft.com/office/word/2015/wordml/symex" mc:Ignorable="w14 w15 w16se w16cid w16 w16cex w16sdtdh">
   <w:docDefaults>
     <w:rPrDefault>
       <w:rPr>
@@ -3349,536 +3388,383 @@
       </w:pPr>
     </w:pPrDefault>
   </w:docDefaults>
-  <w:latentStyles w:defLockedState="0" w:defUIPriority="99" w:defSemiHidden="1" w:defUnhideWhenUsed="1" w:defQFormat="0" w:count="267">
-    <w:lsdException w:name="Normal" w:semiHidden="0" w:uiPriority="0" w:unhideWhenUsed="0" w:qFormat="1"/>
-    <w:lsdException w:name="heading 1" w:semiHidden="0" w:uiPriority="9" w:unhideWhenUsed="0" w:qFormat="1"/>
-    <w:lsdException w:name="heading 2" w:uiPriority="9" w:qFormat="1"/>
-    <w:lsdException w:name="heading 3" w:uiPriority="9" w:qFormat="1"/>
-    <w:lsdException w:name="heading 4" w:uiPriority="9" w:qFormat="1"/>
-    <w:lsdException w:name="heading 5" w:uiPriority="9" w:qFormat="1"/>
-    <w:lsdException w:name="heading 6" w:uiPriority="9" w:qFormat="1"/>
-    <w:lsdException w:name="heading 7" w:uiPriority="9" w:qFormat="1"/>
-    <w:lsdException w:name="heading 8" w:uiPriority="9" w:qFormat="1"/>
-    <w:lsdException w:name="heading 9" w:uiPriority="9" w:qFormat="1"/>
-    <w:lsdException w:name="toc 1" w:uiPriority="39"/>
-    <w:lsdException w:name="toc 2" w:uiPriority="39"/>
-    <w:lsdException w:name="toc 3" w:uiPriority="39"/>
-    <w:lsdException w:name="toc 4" w:uiPriority="39"/>
-    <w:lsdException w:name="toc 5" w:uiPriority="39"/>
-    <w:lsdException w:name="toc 6" w:uiPriority="39"/>
-    <w:lsdException w:name="toc 7" w:uiPriority="39"/>
-    <w:lsdException w:name="toc 8" w:uiPriority="39"/>
-    <w:lsdException w:name="toc 9" w:uiPriority="39"/>
-    <w:lsdException w:name="caption" w:uiPriority="35" w:qFormat="1"/>
-    <w:lsdException w:name="Title" w:semiHidden="0" w:uiPriority="10" w:unhideWhenUsed="0" w:qFormat="1"/>
-    <w:lsdException w:name="Default Paragraph Font" w:uiPriority="1"/>
-    <w:lsdException w:name="Body Text" w:uiPriority="0" w:qFormat="1"/>
-    <w:lsdException w:name="Subtitle" w:semiHidden="0" w:uiPriority="11" w:unhideWhenUsed="0" w:qFormat="1"/>
-    <w:lsdException w:name="Strong" w:semiHidden="0" w:uiPriority="22" w:unhideWhenUsed="0" w:qFormat="1"/>
-    <w:lsdException w:name="Emphasis" w:semiHidden="0" w:uiPriority="20" w:unhideWhenUsed="0" w:qFormat="1"/>
-    <w:lsdException w:name="Table Grid" w:uiPriority="39"/>
-    <w:lsdException w:name="Placeholder Text" w:unhideWhenUsed="0"/>
-    <w:lsdException w:name="No Spacing" w:semiHidden="0" w:uiPriority="1" w:unhideWhenUsed="0" w:qFormat="1"/>
-    <w:lsdException w:name="Light Shading" w:semiHidden="0" w:uiPriority="60" w:unhideWhenUsed="0"/>
-    <w:lsdException w:name="Light List" w:semiHidden="0" w:uiPriority="61" w:unhideWhenUsed="0"/>
-    <w:lsdException w:name="Light Grid" w:semiHidden="0" w:uiPriority="62" w:unhideWhenUsed="0"/>
-    <w:lsdException w:name="Medium Shading 1" w:semiHidden="0" w:uiPriority="63" w:unhideWhenUsed="0"/>
-    <w:lsdException w:name="Medium Shading 2" w:semiHidden="0" w:uiPriority="64" w:unhideWhenUsed="0"/>
-    <w:lsdException w:name="Medium List 1" w:semiHidden="0" w:uiPriority="65" w:unhideWhenUsed="0"/>
-    <w:lsdException w:name="Medium List 2" w:semiHidden="0" w:uiPriority="66" w:unhideWhenUsed="0"/>
-    <w:lsdException w:name="Medium Grid 1" w:semiHidden="0" w:uiPriority="67" w:unhideWhenUsed="0"/>
-    <w:lsdException w:name="Medium Grid 2" w:semiHidden="0" w:uiPriority="68" w:unhideWhenUsed="0"/>
-    <w:lsdException w:name="Medium Grid 3" w:semiHidden="0" w:uiPriority="69" w:unhideWhenUsed="0"/>
-    <w:lsdException w:name="Dark List" w:semiHidden="0" w:uiPriority="70" w:unhideWhenUsed="0"/>
-    <w:lsdException w:name="Colorful Shading" w:semiHidden="0" w:uiPriority="71" w:unhideWhenUsed="0"/>
-    <w:lsdException w:name="Colorful List" w:semiHidden="0" w:uiPriority="72" w:unhideWhenUsed="0"/>
-    <w:lsdException w:name="Colorful Grid" w:semiHidden="0" w:uiPriority="73" w:unhideWhenUsed="0"/>
-    <w:lsdException w:name="Light Shading Accent 1" w:semiHidden="0" w:uiPriority="60" w:unhideWhenUsed="0"/>
-    <w:lsdException w:name="Light List Accent 1" w:semiHidden="0" w:uiPriority="61" w:unhideWhenUsed="0"/>
-    <w:lsdException w:name="Light Grid Accent 1" w:semiHidden="0" w:uiPriority="62" w:unhideWhenUsed="0"/>
-    <w:lsdException w:name="Medium Shading 1 Accent 1" w:semiHidden="0" w:uiPriority="63" w:unhideWhenUsed="0"/>
-    <w:lsdException w:name="Medium Shading 2 Accent 1" w:semiHidden="0" w:uiPriority="64" w:unhideWhenUsed="0"/>
-    <w:lsdException w:name="Medium List 1 Accent 1" w:semiHidden="0" w:uiPriority="65" w:unhideWhenUsed="0"/>
-    <w:lsdException w:name="Revision" w:unhideWhenUsed="0"/>
-    <w:lsdException w:name="List Paragraph" w:semiHidden="0" w:uiPriority="34" w:unhideWhenUsed="0" w:qFormat="1"/>
-    <w:lsdException w:name="Quote" w:semiHidden="0" w:uiPriority="29" w:unhideWhenUsed="0" w:qFormat="1"/>
-    <w:lsdException w:name="Intense Quote" w:semiHidden="0" w:uiPriority="30" w:unhideWhenUsed="0" w:qFormat="1"/>
-    <w:lsdException w:name="Medium List 2 Accent 1" w:semiHidden="0" w:uiPriority="66" w:unhideWhenUsed="0"/>
-    <w:lsdException w:name="Medium Grid 1 Accent 1" w:semiHidden="0" w:uiPriority="67" w:unhideWhenUsed="0"/>
-    <w:lsdException w:name="Medium Grid 2 Accent 1" w:semiHidden="0" w:uiPriority="68" w:unhideWhenUsed="0"/>
-    <w:lsdException w:name="Medium Grid 3 Accent 1" w:semiHidden="0" w:uiPriority="69" w:unhideWhenUsed="0"/>
-    <w:lsdException w:name="Dark List Accent 1" w:semiHidden="0" w:uiPriority="70" w:unhideWhenUsed="0"/>
-    <w:lsdException w:name="Colorful Shading Accent 1" w:semiHidden="0" w:uiPriority="71" w:unhideWhenUsed="0"/>
-    <w:lsdException w:name="Colorful List Accent 1" w:semiHidden="0" w:uiPriority="72" w:unhideWhenUsed="0"/>
-    <w:lsdException w:name="Colorful Grid Accent 1" w:semiHidden="0" w:uiPriority="73" w:unhideWhenUsed="0"/>
-    <w:lsdException w:name="Light Shading Accent 2" w:semiHidden="0" w:uiPriority="60" w:unhideWhenUsed="0"/>
-    <w:lsdException w:name="Light List Accent 2" w:semiHidden="0" w:uiPriority="61" w:unhideWhenUsed="0"/>
-    <w:lsdException w:name="Light Grid Accent 2" w:semiHidden="0" w:uiPriority="62" w:unhideWhenUsed="0"/>
-    <w:lsdException w:name="Medium Shading 1 Accent 2" w:semiHidden="0" w:uiPriority="63" w:unhideWhenUsed="0"/>
-    <w:lsdException w:name="Medium Shading 2 Accent 2" w:semiHidden="0" w:uiPriority="64" w:unhideWhenUsed="0"/>
-    <w:lsdException w:name="Medium List 1 Accent 2" w:semiHidden="0" w:uiPriority="65" w:unhideWhenUsed="0"/>
-    <w:lsdException w:name="Medium List 2 Accent 2" w:semiHidden="0" w:uiPriority="66" w:unhideWhenUsed="0"/>
-    <w:lsdException w:name="Medium Grid 1 Accent 2" w:semiHidden="0" w:uiPriority="67" w:unhideWhenUsed="0"/>
-    <w:lsdException w:name="Medium Grid 2 Accent 2" w:semiHidden="0" w:uiPriority="68" w:unhideWhenUsed="0"/>
-    <w:lsdException w:name="Medium Grid 3 Accent 2" w:semiHidden="0" w:uiPriority="69" w:unhideWhenUsed="0"/>
-    <w:lsdException w:name="Dark List Accent 2" w:semiHidden="0" w:uiPriority="70" w:unhideWhenUsed="0"/>
-    <w:lsdException w:name="Colorful Shading Accent 2" w:semiHidden="0" w:uiPriority="71" w:unhideWhenUsed="0"/>
-    <w:lsdException w:name="Colorful List Accent 2" w:semiHidden="0" w:uiPriority="72" w:unhideWhenUsed="0"/>
-    <w:lsdException w:name="Colorful Grid Accent 2" w:semiHidden="0" w:uiPriority="73" w:unhideWhenUsed="0"/>
-    <w:lsdException w:name="Light Shading Accent 3" w:semiHidden="0" w:uiPriority="60" w:unhideWhenUsed="0"/>
-    <w:lsdException w:name="Light List Accent 3" w:semiHidden="0" w:uiPriority="61" w:unhideWhenUsed="0"/>
-    <w:lsdException w:name="Light Grid Accent 3" w:semiHidden="0" w:uiPriority="62" w:unhideWhenUsed="0"/>
-    <w:lsdException w:name="Medium Shading 1 Accent 3" w:semiHidden="0" w:uiPriority="63" w:unhideWhenUsed="0"/>
-    <w:lsdException w:name="Medium Shading 2 Accent 3" w:semiHidden="0" w:uiPriority="64" w:unhideWhenUsed="0"/>
-    <w:lsdException w:name="Medium List 1 Accent 3" w:semiHidden="0" w:uiPriority="65" w:unhideWhenUsed="0"/>
-    <w:lsdException w:name="Medium List 2 Accent 3" w:semiHidden="0" w:uiPriority="66" w:unhideWhenUsed="0"/>
-    <w:lsdException w:name="Medium Grid 1 Accent 3" w:semiHidden="0" w:uiPriority="67" w:unhideWhenUsed="0"/>
-    <w:lsdException w:name="Medium Grid 2 Accent 3" w:semiHidden="0" w:uiPriority="68" w:unhideWhenUsed="0"/>
-    <w:lsdException w:name="Medium Grid 3 Accent 3" w:semiHidden="0" w:uiPriority="69" w:unhideWhenUsed="0"/>
-    <w:lsdException w:name="Dark List Accent 3" w:semiHidden="0" w:uiPriority="70" w:unhideWhenUsed="0"/>
-    <w:lsdException w:name="Colorful Shading Accent 3" w:semiHidden="0" w:uiPriority="71" w:unhideWhenUsed="0"/>
-    <w:lsdException w:name="Colorful List Accent 3" w:semiHidden="0" w:uiPriority="72" w:unhideWhenUsed="0"/>
-    <w:lsdException w:name="Colorful Grid Accent 3" w:semiHidden="0" w:uiPriority="73" w:unhideWhenUsed="0"/>
-    <w:lsdException w:name="Light Shading Accent 4" w:semiHidden="0" w:uiPriority="60" w:unhideWhenUsed="0"/>
-    <w:lsdException w:name="Light List Accent 4" w:semiHidden="0" w:uiPriority="61" w:unhideWhenUsed="0"/>
-    <w:lsdException w:name="Light Grid Accent 4" w:semiHidden="0" w:uiPriority="62" w:unhideWhenUsed="0"/>
-    <w:lsdException w:name="Medium Shading 1 Accent 4" w:semiHidden="0" w:uiPriority="63" w:unhideWhenUsed="0"/>
-    <w:lsdException w:name="Medium Shading 2 Accent 4" w:semiHidden="0" w:uiPriority="64" w:unhideWhenUsed="0"/>
-    <w:lsdException w:name="Medium List 1 Accent 4" w:semiHidden="0" w:uiPriority="65" w:unhideWhenUsed="0"/>
-    <w:lsdException w:name="Medium List 2 Accent 4" w:semiHidden="0" w:uiPriority="66" w:unhideWhenUsed="0"/>
-    <w:lsdException w:name="Medium Grid 1 Accent 4" w:semiHidden="0" w:uiPriority="67" w:unhideWhenUsed="0"/>
-    <w:lsdException w:name="Medium Grid 2 Accent 4" w:semiHidden="0" w:uiPriority="68" w:unhideWhenUsed="0"/>
-    <w:lsdException w:name="Medium Grid 3 Accent 4" w:semiHidden="0" w:uiPriority="69" w:unhideWhenUsed="0"/>
-    <w:lsdException w:name="Dark List Accent 4" w:semiHidden="0" w:uiPriority="70" w:unhideWhenUsed="0"/>
-    <w:lsdException w:name="Colorful Shading Accent 4" w:semiHidden="0" w:uiPriority="71" w:unhideWhenUsed="0"/>
-    <w:lsdException w:name="Colorful List Accent 4" w:semiHidden="0" w:uiPriority="72" w:unhideWhenUsed="0"/>
-    <w:lsdException w:name="Colorful Grid Accent 4" w:semiHidden="0" w:uiPriority="73" w:unhideWhenUsed="0"/>
-    <w:lsdException w:name="Light Shading Accent 5" w:semiHidden="0" w:uiPriority="60" w:unhideWhenUsed="0"/>
-    <w:lsdException w:name="Light List Accent 5" w:semiHidden="0" w:uiPriority="61" w:unhideWhenUsed="0"/>
-    <w:lsdException w:name="Light Grid Accent 5" w:semiHidden="0" w:uiPriority="62" w:unhideWhenUsed="0"/>
-    <w:lsdException w:name="Medium Shading 1 Accent 5" w:semiHidden="0" w:uiPriority="63" w:unhideWhenUsed="0"/>
-    <w:lsdException w:name="Medium Shading 2 Accent 5" w:semiHidden="0" w:uiPriority="64" w:unhideWhenUsed="0"/>
-    <w:lsdException w:name="Medium List 1 Accent 5" w:semiHidden="0" w:uiPriority="65" w:unhideWhenUsed="0"/>
-    <w:lsdException w:name="Medium List 2 Accent 5" w:semiHidden="0" w:uiPriority="66" w:unhideWhenUsed="0"/>
-    <w:lsdException w:name="Medium Grid 1 Accent 5" w:semiHidden="0" w:uiPriority="67" w:unhideWhenUsed="0"/>
-    <w:lsdException w:name="Medium Grid 2 Accent 5" w:semiHidden="0" w:uiPriority="68" w:unhideWhenUsed="0"/>
-    <w:lsdException w:name="Medium Grid 3 Accent 5" w:semiHidden="0" w:uiPriority="69" w:unhideWhenUsed="0"/>
-    <w:lsdException w:name="Dark List Accent 5" w:semiHidden="0" w:uiPriority="70" w:unhideWhenUsed="0"/>
-    <w:lsdException w:name="Colorful Shading Accent 5" w:semiHidden="0" w:uiPriority="71" w:unhideWhenUsed="0"/>
-    <w:lsdException w:name="Colorful List Accent 5" w:semiHidden="0" w:uiPriority="72" w:unhideWhenUsed="0"/>
-    <w:lsdException w:name="Colorful Grid Accent 5" w:semiHidden="0" w:uiPriority="73" w:unhideWhenUsed="0"/>
-    <w:lsdException w:name="Light Shading Accent 6" w:semiHidden="0" w:uiPriority="60" w:unhideWhenUsed="0"/>
-    <w:lsdException w:name="Light List Accent 6" w:semiHidden="0" w:uiPriority="61" w:unhideWhenUsed="0"/>
-    <w:lsdException w:name="Light Grid Accent 6" w:semiHidden="0" w:uiPriority="62" w:unhideWhenUsed="0"/>
-    <w:lsdException w:name="Medium Shading 1 Accent 6" w:semiHidden="0" w:uiPriority="63" w:unhideWhenUsed="0"/>
-    <w:lsdException w:name="Medium Shading 2 Accent 6" w:semiHidden="0" w:uiPriority="64" w:unhideWhenUsed="0"/>
-    <w:lsdException w:name="Medium List 1 Accent 6" w:semiHidden="0" w:uiPriority="65" w:unhideWhenUsed="0"/>
-    <w:lsdException w:name="Medium List 2 Accent 6" w:semiHidden="0" w:uiPriority="66" w:unhideWhenUsed="0"/>
-    <w:lsdException w:name="Medium Grid 1 Accent 6" w:semiHidden="0" w:uiPriority="67" w:unhideWhenUsed="0"/>
-    <w:lsdException w:name="Medium Grid 2 Accent 6" w:semiHidden="0" w:uiPriority="68" w:unhideWhenUsed="0"/>
-    <w:lsdException w:name="Medium Grid 3 Accent 6" w:semiHidden="0" w:uiPriority="69" w:unhideWhenUsed="0"/>
-    <w:lsdException w:name="Dark List Accent 6" w:semiHidden="0" w:uiPriority="70" w:unhideWhenUsed="0"/>
-    <w:lsdException w:name="Colorful Shading Accent 6" w:semiHidden="0" w:uiPriority="71" w:unhideWhenUsed="0"/>
-    <w:lsdException w:name="Colorful List Accent 6" w:semiHidden="0" w:uiPriority="72" w:unhideWhenUsed="0"/>
-    <w:lsdException w:name="Colorful Grid Accent 6" w:semiHidden="0" w:uiPriority="73" w:unhideWhenUsed="0"/>
-    <w:lsdException w:name="Subtle Emphasis" w:semiHidden="0" w:uiPriority="19" w:unhideWhenUsed="0" w:qFormat="1"/>
-    <w:lsdException w:name="Intense Emphasis" w:semiHidden="0" w:uiPriority="21" w:unhideWhenUsed="0" w:qFormat="1"/>
-    <w:lsdException w:name="Subtle Reference" w:semiHidden="0" w:uiPriority="31" w:unhideWhenUsed="0" w:qFormat="1"/>
-    <w:lsdException w:name="Intense Reference" w:semiHidden="0" w:uiPriority="32" w:unhideWhenUsed="0" w:qFormat="1"/>
-    <w:lsdException w:name="Book Title" w:semiHidden="0" w:uiPriority="33" w:unhideWhenUsed="0" w:qFormat="1"/>
-    <w:lsdException w:name="Bibliography" w:uiPriority="37"/>
-    <w:lsdException w:name="TOC Heading" w:uiPriority="39" w:qFormat="1"/>
-  </w:latentStyles>
-  <w:style w:type="paragraph" w:default="1" w:styleId="Normal">
-    <w:name w:val="Normal"/>
-    <w:qFormat/>
-    <w:rsid w:val="00870DB5"/>
-    <w:rPr>
-      <w:rFonts w:ascii="Arial" w:eastAsia="Arial" w:hAnsi="Arial" w:cs="Arial"/>
-      <w:lang w:bidi="en-US"/>
-    </w:rPr>
-  </w:style>
-  <w:style w:type="paragraph" w:styleId="Heading1">
-    <w:name w:val="heading 1"/>
-    <w:basedOn w:val="Normal"/>
-    <w:link w:val="Heading1Char"/>
-    <w:uiPriority w:val="9"/>
-    <w:qFormat/>
-    <w:rsid w:val="00BB2862"/>
-    <w:pPr>
-      <w:ind w:left="148"/>
-      <w:outlineLvl w:val="0"/>
-    </w:pPr>
-    <w:rPr>
-      <w:rFonts w:ascii="Times New Roman" w:eastAsia="Times New Roman" w:hAnsi="Times New Roman" w:cs="Times New Roman"/>
-      <w:b/>
-      <w:bCs/>
-      <w:sz w:val="20"/>
-      <w:szCs w:val="20"/>
-      <w:lang w:bidi="ar-SA"/>
-    </w:rPr>
-  </w:style>
-  <w:style w:type="character" w:default="1" w:styleId="DefaultParagraphFont">
-    <w:name w:val="Default Paragraph Font"/>
-    <w:uiPriority w:val="1"/>
-    <w:semiHidden/>
-    <w:unhideWhenUsed/>
-  </w:style>
-  <w:style w:type="table" w:default="1" w:styleId="TableNormal">
-    <w:name w:val="Normal Table"/>
-    <w:uiPriority w:val="99"/>
-    <w:semiHidden/>
-    <w:unhideWhenUsed/>
-    <w:tblPr>
-      <w:tblInd w:w="0" w:type="dxa"/>
-      <w:tblCellMar>
-        <w:top w:w="0" w:type="dxa"/>
-        <w:left w:w="108" w:type="dxa"/>
-        <w:bottom w:w="0" w:type="dxa"/>
-        <w:right w:w="108" w:type="dxa"/>
-      </w:tblCellMar>
-    </w:tblPr>
-  </w:style>
-  <w:style w:type="numbering" w:default="1" w:styleId="NoList">
-    <w:name w:val="No List"/>
-    <w:uiPriority w:val="99"/>
-    <w:semiHidden/>
-    <w:unhideWhenUsed/>
-  </w:style>
-  <w:style w:type="paragraph" w:styleId="BodyText">
-    <w:name w:val="Body Text"/>
-    <w:basedOn w:val="Normal"/>
-    <w:link w:val="BodyTextChar"/>
-    <w:qFormat/>
-    <w:rPr>
-      <w:sz w:val="24"/>
-      <w:szCs w:val="24"/>
-    </w:rPr>
-  </w:style>
-  <w:style w:type="paragraph" w:styleId="ListParagraph">
-    <w:name w:val="List Paragraph"/>
-    <w:basedOn w:val="Normal"/>
-    <w:uiPriority w:val="1"/>
-    <w:qFormat/>
-  </w:style>
-  <w:style w:type="paragraph" w:customStyle="1" w:styleId="TableParagraph">
-    <w:name w:val="Table Paragraph"/>
-    <w:basedOn w:val="Normal"/>
-    <w:uiPriority w:val="1"/>
-    <w:qFormat/>
-  </w:style>
-  <w:style w:type="table" w:styleId="TableGrid">
-    <w:name w:val="Table Grid"/>
-    <w:basedOn w:val="TableNormal"/>
-    <w:uiPriority w:val="39"/>
-    <w:rsid w:val="001E22EE"/>
-    <w:tblPr>
-      <w:tblBorders>
-        <w:top w:val="single" w:sz="4" w:space="0" w:color="auto"/>
-        <w:left w:val="single" w:sz="4" w:space="0" w:color="auto"/>
-        <w:bottom w:val="single" w:sz="4" w:space="0" w:color="auto"/>
-        <w:right w:val="single" w:sz="4" w:space="0" w:color="auto"/>
-        <w:insideH w:val="single" w:sz="4" w:space="0" w:color="auto"/>
-        <w:insideV w:val="single" w:sz="4" w:space="0" w:color="auto"/>
-      </w:tblBorders>
-    </w:tblPr>
-  </w:style>
-  <w:style w:type="paragraph" w:customStyle="1" w:styleId="Default">
-    <w:name w:val="Default"/>
-    <w:rsid w:val="00B379CB"/>
-    <w:pPr>
-      <w:widowControl/>
-      <w:adjustRightInd w:val="0"/>
-    </w:pPr>
-    <w:rPr>
-      <w:rFonts w:ascii="Times New Roman" w:hAnsi="Times New Roman" w:cs="Times New Roman"/>
-      <w:color w:val="000000"/>
-      <w:sz w:val="24"/>
-      <w:szCs w:val="24"/>
-    </w:rPr>
-  </w:style>
-  <w:style w:type="paragraph" w:styleId="BalloonText">
-    <w:name w:val="Balloon Text"/>
-    <w:basedOn w:val="Normal"/>
-    <w:link w:val="BalloonTextChar"/>
-    <w:uiPriority w:val="99"/>
-    <w:semiHidden/>
-    <w:unhideWhenUsed/>
-    <w:rsid w:val="00610E60"/>
-    <w:rPr>
-      <w:rFonts w:ascii="Tahoma" w:hAnsi="Tahoma" w:cs="Tahoma"/>
-      <w:sz w:val="16"/>
-      <w:szCs w:val="16"/>
-    </w:rPr>
-  </w:style>
-  <w:style w:type="character" w:customStyle="1" w:styleId="BalloonTextChar">
-    <w:name w:val="Balloon Text Char"/>
-    <w:basedOn w:val="DefaultParagraphFont"/>
-    <w:link w:val="BalloonText"/>
-    <w:uiPriority w:val="99"/>
-    <w:semiHidden/>
-    <w:rsid w:val="00610E60"/>
-    <w:rPr>
-      <w:rFonts w:ascii="Tahoma" w:eastAsia="Arial" w:hAnsi="Tahoma" w:cs="Tahoma"/>
-      <w:sz w:val="16"/>
-      <w:szCs w:val="16"/>
-      <w:lang w:bidi="en-US"/>
-    </w:rPr>
-  </w:style>
-  <w:style w:type="paragraph" w:styleId="Header">
-    <w:name w:val="header"/>
-    <w:basedOn w:val="Normal"/>
-    <w:link w:val="HeaderChar"/>
-    <w:uiPriority w:val="99"/>
-    <w:unhideWhenUsed/>
-    <w:rsid w:val="001126C7"/>
-    <w:pPr>
-      <w:tabs>
-        <w:tab w:val="center" w:pos="4680"/>
-        <w:tab w:val="right" w:pos="9360"/>
-      </w:tabs>
-    </w:pPr>
-  </w:style>
-  <w:style w:type="character" w:customStyle="1" w:styleId="HeaderChar">
-    <w:name w:val="Header Char"/>
-    <w:basedOn w:val="DefaultParagraphFont"/>
-    <w:link w:val="Header"/>
-    <w:uiPriority w:val="99"/>
-    <w:rsid w:val="001126C7"/>
-    <w:rPr>
-      <w:rFonts w:ascii="Arial" w:eastAsia="Arial" w:hAnsi="Arial" w:cs="Arial"/>
-      <w:lang w:bidi="en-US"/>
-    </w:rPr>
-  </w:style>
-  <w:style w:type="paragraph" w:styleId="Footer">
-    <w:name w:val="footer"/>
-    <w:basedOn w:val="Normal"/>
-    <w:link w:val="FooterChar"/>
-    <w:uiPriority w:val="99"/>
-    <w:unhideWhenUsed/>
-    <w:rsid w:val="001126C7"/>
-    <w:pPr>
-      <w:tabs>
-        <w:tab w:val="center" w:pos="4680"/>
-        <w:tab w:val="right" w:pos="9360"/>
-      </w:tabs>
-    </w:pPr>
-  </w:style>
-  <w:style w:type="character" w:customStyle="1" w:styleId="FooterChar">
-    <w:name w:val="Footer Char"/>
-    <w:basedOn w:val="DefaultParagraphFont"/>
-    <w:link w:val="Footer"/>
-    <w:uiPriority w:val="99"/>
-    <w:rsid w:val="001126C7"/>
-    <w:rPr>
-      <w:rFonts w:ascii="Arial" w:eastAsia="Arial" w:hAnsi="Arial" w:cs="Arial"/>
-      <w:lang w:bidi="en-US"/>
-    </w:rPr>
-  </w:style>
-  <w:style w:type="character" w:customStyle="1" w:styleId="Heading1Char">
-    <w:name w:val="Heading 1 Char"/>
-    <w:basedOn w:val="DefaultParagraphFont"/>
-    <w:link w:val="Heading1"/>
-    <w:uiPriority w:val="9"/>
-    <w:rsid w:val="00BB2862"/>
-    <w:rPr>
-      <w:rFonts w:ascii="Times New Roman" w:eastAsia="Times New Roman" w:hAnsi="Times New Roman" w:cs="Times New Roman"/>
-      <w:b/>
-      <w:bCs/>
-      <w:sz w:val="20"/>
-      <w:szCs w:val="20"/>
-    </w:rPr>
-  </w:style>
-  <w:style w:type="character" w:customStyle="1" w:styleId="BodyTextChar">
-    <w:name w:val="Body Text Char"/>
-    <w:basedOn w:val="DefaultParagraphFont"/>
-    <w:link w:val="BodyText"/>
-    <w:rsid w:val="004B1098"/>
-    <w:rPr>
-      <w:rFonts w:ascii="Arial" w:eastAsia="Arial" w:hAnsi="Arial" w:cs="Arial"/>
-      <w:sz w:val="24"/>
-      <w:szCs w:val="24"/>
-      <w:lang w:bidi="en-US"/>
-    </w:rPr>
-  </w:style>
-  <w:style w:type="table" w:customStyle="1" w:styleId="TableGrid1">
-    <w:name w:val="Table Grid1"/>
-    <w:basedOn w:val="TableNormal"/>
-    <w:next w:val="TableGrid"/>
-    <w:uiPriority w:val="39"/>
-    <w:rsid w:val="00870DB5"/>
-    <w:tblPr>
-      <w:tblBorders>
-        <w:top w:val="single" w:sz="4" w:space="0" w:color="auto"/>
-        <w:left w:val="single" w:sz="4" w:space="0" w:color="auto"/>
-        <w:bottom w:val="single" w:sz="4" w:space="0" w:color="auto"/>
-        <w:right w:val="single" w:sz="4" w:space="0" w:color="auto"/>
-        <w:insideH w:val="single" w:sz="4" w:space="0" w:color="auto"/>
-        <w:insideV w:val="single" w:sz="4" w:space="0" w:color="auto"/>
-      </w:tblBorders>
-    </w:tblPr>
-  </w:style>
-</w:styles>
-</file>
-
-<file path=word/stylesWithEffects.xml><?xml version="1.0" encoding="utf-8"?>
-<w:styles xmlns:wpc="http://schemas.microsoft.com/office/word/2010/wordprocessingCanvas" xmlns:mc="http://schemas.openxmlformats.org/markup-compatibility/2006" xmlns:o="urn:schemas-microsoft-com:office:office" xmlns:r="http://schemas.openxmlformats.org/officeDocument/2006/relationships" xmlns:m="http://schemas.openxmlformats.org/officeDocument/2006/math" xmlns:v="urn:schemas-microsoft-com:vml" xmlns:wp14="http://schemas.microsoft.com/office/word/2010/wordprocessingDrawing" xmlns:wp="http://schemas.openxmlformats.org/drawingml/2006/wordprocessingDrawing" xmlns:w10="urn:schemas-microsoft-com:office:word" xmlns:w="http://schemas.openxmlformats.org/wordprocessingml/2006/main" xmlns:w14="http://schemas.microsoft.com/office/word/2010/wordml" xmlns:wpg="http://schemas.microsoft.com/office/word/2010/wordprocessingGroup" xmlns:wpi="http://schemas.microsoft.com/office/word/2010/wordprocessingInk" xmlns:wne="http://schemas.microsoft.com/office/word/2006/wordml" xmlns:wps="http://schemas.microsoft.com/office/word/2010/wordprocessingShape" mc:Ignorable="w14 wp14">
-  <w:docDefaults>
-    <w:rPrDefault>
-      <w:rPr>
-        <w:rFonts w:asciiTheme="minorHAnsi" w:eastAsiaTheme="minorHAnsi" w:hAnsiTheme="minorHAnsi" w:cstheme="minorBidi"/>
-        <w:sz w:val="22"/>
-        <w:szCs w:val="22"/>
-        <w:lang w:val="en-US" w:eastAsia="en-US" w:bidi="ar-SA"/>
-      </w:rPr>
-    </w:rPrDefault>
-    <w:pPrDefault>
-      <w:pPr>
-        <w:widowControl w:val="0"/>
-        <w:autoSpaceDE w:val="0"/>
-        <w:autoSpaceDN w:val="0"/>
-      </w:pPr>
-    </w:pPrDefault>
-  </w:docDefaults>
-  <w:latentStyles w:defLockedState="0" w:defUIPriority="99" w:defSemiHidden="1" w:defUnhideWhenUsed="1" w:defQFormat="0" w:count="267">
-    <w:lsdException w:name="Normal" w:semiHidden="0" w:uiPriority="0" w:unhideWhenUsed="0" w:qFormat="1"/>
-    <w:lsdException w:name="heading 1" w:semiHidden="0" w:uiPriority="9" w:unhideWhenUsed="0" w:qFormat="1"/>
-    <w:lsdException w:name="heading 2" w:uiPriority="9" w:qFormat="1"/>
-    <w:lsdException w:name="heading 3" w:uiPriority="9" w:qFormat="1"/>
-    <w:lsdException w:name="heading 4" w:uiPriority="9" w:qFormat="1"/>
-    <w:lsdException w:name="heading 5" w:uiPriority="9" w:qFormat="1"/>
-    <w:lsdException w:name="heading 6" w:uiPriority="9" w:qFormat="1"/>
-    <w:lsdException w:name="heading 7" w:uiPriority="9" w:qFormat="1"/>
-    <w:lsdException w:name="heading 8" w:uiPriority="9" w:qFormat="1"/>
-    <w:lsdException w:name="heading 9" w:uiPriority="9" w:qFormat="1"/>
-    <w:lsdException w:name="toc 1" w:uiPriority="39"/>
-    <w:lsdException w:name="toc 2" w:uiPriority="39"/>
-    <w:lsdException w:name="toc 3" w:uiPriority="39"/>
-    <w:lsdException w:name="toc 4" w:uiPriority="39"/>
-    <w:lsdException w:name="toc 5" w:uiPriority="39"/>
-    <w:lsdException w:name="toc 6" w:uiPriority="39"/>
-    <w:lsdException w:name="toc 7" w:uiPriority="39"/>
-    <w:lsdException w:name="toc 8" w:uiPriority="39"/>
-    <w:lsdException w:name="toc 9" w:uiPriority="39"/>
-    <w:lsdException w:name="caption" w:uiPriority="35" w:qFormat="1"/>
-    <w:lsdException w:name="Title" w:semiHidden="0" w:uiPriority="10" w:unhideWhenUsed="0" w:qFormat="1"/>
-    <w:lsdException w:name="Default Paragraph Font" w:uiPriority="1"/>
-    <w:lsdException w:name="Body Text" w:uiPriority="0" w:qFormat="1"/>
-    <w:lsdException w:name="Subtitle" w:semiHidden="0" w:uiPriority="11" w:unhideWhenUsed="0" w:qFormat="1"/>
-    <w:lsdException w:name="Strong" w:semiHidden="0" w:uiPriority="22" w:unhideWhenUsed="0" w:qFormat="1"/>
-    <w:lsdException w:name="Emphasis" w:semiHidden="0" w:uiPriority="20" w:unhideWhenUsed="0" w:qFormat="1"/>
-    <w:lsdException w:name="Table Grid" w:uiPriority="39"/>
-    <w:lsdException w:name="Placeholder Text" w:unhideWhenUsed="0"/>
-    <w:lsdException w:name="No Spacing" w:semiHidden="0" w:uiPriority="1" w:unhideWhenUsed="0" w:qFormat="1"/>
-    <w:lsdException w:name="Light Shading" w:semiHidden="0" w:uiPriority="60" w:unhideWhenUsed="0"/>
-    <w:lsdException w:name="Light List" w:semiHidden="0" w:uiPriority="61" w:unhideWhenUsed="0"/>
-    <w:lsdException w:name="Light Grid" w:semiHidden="0" w:uiPriority="62" w:unhideWhenUsed="0"/>
-    <w:lsdException w:name="Medium Shading 1" w:semiHidden="0" w:uiPriority="63" w:unhideWhenUsed="0"/>
-    <w:lsdException w:name="Medium Shading 2" w:semiHidden="0" w:uiPriority="64" w:unhideWhenUsed="0"/>
-    <w:lsdException w:name="Medium List 1" w:semiHidden="0" w:uiPriority="65" w:unhideWhenUsed="0"/>
-    <w:lsdException w:name="Medium List 2" w:semiHidden="0" w:uiPriority="66" w:unhideWhenUsed="0"/>
-    <w:lsdException w:name="Medium Grid 1" w:semiHidden="0" w:uiPriority="67" w:unhideWhenUsed="0"/>
-    <w:lsdException w:name="Medium Grid 2" w:semiHidden="0" w:uiPriority="68" w:unhideWhenUsed="0"/>
-    <w:lsdException w:name="Medium Grid 3" w:semiHidden="0" w:uiPriority="69" w:unhideWhenUsed="0"/>
-    <w:lsdException w:name="Dark List" w:semiHidden="0" w:uiPriority="70" w:unhideWhenUsed="0"/>
-    <w:lsdException w:name="Colorful Shading" w:semiHidden="0" w:uiPriority="71" w:unhideWhenUsed="0"/>
-    <w:lsdException w:name="Colorful List" w:semiHidden="0" w:uiPriority="72" w:unhideWhenUsed="0"/>
-    <w:lsdException w:name="Colorful Grid" w:semiHidden="0" w:uiPriority="73" w:unhideWhenUsed="0"/>
-    <w:lsdException w:name="Light Shading Accent 1" w:semiHidden="0" w:uiPriority="60" w:unhideWhenUsed="0"/>
-    <w:lsdException w:name="Light List Accent 1" w:semiHidden="0" w:uiPriority="61" w:unhideWhenUsed="0"/>
-    <w:lsdException w:name="Light Grid Accent 1" w:semiHidden="0" w:uiPriority="62" w:unhideWhenUsed="0"/>
-    <w:lsdException w:name="Medium Shading 1 Accent 1" w:semiHidden="0" w:uiPriority="63" w:unhideWhenUsed="0"/>
-    <w:lsdException w:name="Medium Shading 2 Accent 1" w:semiHidden="0" w:uiPriority="64" w:unhideWhenUsed="0"/>
-    <w:lsdException w:name="Medium List 1 Accent 1" w:semiHidden="0" w:uiPriority="65" w:unhideWhenUsed="0"/>
-    <w:lsdException w:name="Revision" w:unhideWhenUsed="0"/>
-    <w:lsdException w:name="List Paragraph" w:semiHidden="0" w:uiPriority="34" w:unhideWhenUsed="0" w:qFormat="1"/>
-    <w:lsdException w:name="Quote" w:semiHidden="0" w:uiPriority="29" w:unhideWhenUsed="0" w:qFormat="1"/>
-    <w:lsdException w:name="Intense Quote" w:semiHidden="0" w:uiPriority="30" w:unhideWhenUsed="0" w:qFormat="1"/>
-    <w:lsdException w:name="Medium List 2 Accent 1" w:semiHidden="0" w:uiPriority="66" w:unhideWhenUsed="0"/>
-    <w:lsdException w:name="Medium Grid 1 Accent 1" w:semiHidden="0" w:uiPriority="67" w:unhideWhenUsed="0"/>
-    <w:lsdException w:name="Medium Grid 2 Accent 1" w:semiHidden="0" w:uiPriority="68" w:unhideWhenUsed="0"/>
-    <w:lsdException w:name="Medium Grid 3 Accent 1" w:semiHidden="0" w:uiPriority="69" w:unhideWhenUsed="0"/>
-    <w:lsdException w:name="Dark List Accent 1" w:semiHidden="0" w:uiPriority="70" w:unhideWhenUsed="0"/>
-    <w:lsdException w:name="Colorful Shading Accent 1" w:semiHidden="0" w:uiPriority="71" w:unhideWhenUsed="0"/>
-    <w:lsdException w:name="Colorful List Accent 1" w:semiHidden="0" w:uiPriority="72" w:unhideWhenUsed="0"/>
-    <w:lsdException w:name="Colorful Grid Accent 1" w:semiHidden="0" w:uiPriority="73" w:unhideWhenUsed="0"/>
-    <w:lsdException w:name="Light Shading Accent 2" w:semiHidden="0" w:uiPriority="60" w:unhideWhenUsed="0"/>
-    <w:lsdException w:name="Light List Accent 2" w:semiHidden="0" w:uiPriority="61" w:unhideWhenUsed="0"/>
-    <w:lsdException w:name="Light Grid Accent 2" w:semiHidden="0" w:uiPriority="62" w:unhideWhenUsed="0"/>
-    <w:lsdException w:name="Medium Shading 1 Accent 2" w:semiHidden="0" w:uiPriority="63" w:unhideWhenUsed="0"/>
-    <w:lsdException w:name="Medium Shading 2 Accent 2" w:semiHidden="0" w:uiPriority="64" w:unhideWhenUsed="0"/>
-    <w:lsdException w:name="Medium List 1 Accent 2" w:semiHidden="0" w:uiPriority="65" w:unhideWhenUsed="0"/>
-    <w:lsdException w:name="Medium List 2 Accent 2" w:semiHidden="0" w:uiPriority="66" w:unhideWhenUsed="0"/>
-    <w:lsdException w:name="Medium Grid 1 Accent 2" w:semiHidden="0" w:uiPriority="67" w:unhideWhenUsed="0"/>
-    <w:lsdException w:name="Medium Grid 2 Accent 2" w:semiHidden="0" w:uiPriority="68" w:unhideWhenUsed="0"/>
-    <w:lsdException w:name="Medium Grid 3 Accent 2" w:semiHidden="0" w:uiPriority="69" w:unhideWhenUsed="0"/>
-    <w:lsdException w:name="Dark List Accent 2" w:semiHidden="0" w:uiPriority="70" w:unhideWhenUsed="0"/>
-    <w:lsdException w:name="Colorful Shading Accent 2" w:semiHidden="0" w:uiPriority="71" w:unhideWhenUsed="0"/>
-    <w:lsdException w:name="Colorful List Accent 2" w:semiHidden="0" w:uiPriority="72" w:unhideWhenUsed="0"/>
-    <w:lsdException w:name="Colorful Grid Accent 2" w:semiHidden="0" w:uiPriority="73" w:unhideWhenUsed="0"/>
-    <w:lsdException w:name="Light Shading Accent 3" w:semiHidden="0" w:uiPriority="60" w:unhideWhenUsed="0"/>
-    <w:lsdException w:name="Light List Accent 3" w:semiHidden="0" w:uiPriority="61" w:unhideWhenUsed="0"/>
-    <w:lsdException w:name="Light Grid Accent 3" w:semiHidden="0" w:uiPriority="62" w:unhideWhenUsed="0"/>
-    <w:lsdException w:name="Medium Shading 1 Accent 3" w:semiHidden="0" w:uiPriority="63" w:unhideWhenUsed="0"/>
-    <w:lsdException w:name="Medium Shading 2 Accent 3" w:semiHidden="0" w:uiPriority="64" w:unhideWhenUsed="0"/>
-    <w:lsdException w:name="Medium List 1 Accent 3" w:semiHidden="0" w:uiPriority="65" w:unhideWhenUsed="0"/>
-    <w:lsdException w:name="Medium List 2 Accent 3" w:semiHidden="0" w:uiPriority="66" w:unhideWhenUsed="0"/>
-    <w:lsdException w:name="Medium Grid 1 Accent 3" w:semiHidden="0" w:uiPriority="67" w:unhideWhenUsed="0"/>
-    <w:lsdException w:name="Medium Grid 2 Accent 3" w:semiHidden="0" w:uiPriority="68" w:unhideWhenUsed="0"/>
-    <w:lsdException w:name="Medium Grid 3 Accent 3" w:semiHidden="0" w:uiPriority="69" w:unhideWhenUsed="0"/>
-    <w:lsdException w:name="Dark List Accent 3" w:semiHidden="0" w:uiPriority="70" w:unhideWhenUsed="0"/>
-    <w:lsdException w:name="Colorful Shading Accent 3" w:semiHidden="0" w:uiPriority="71" w:unhideWhenUsed="0"/>
-    <w:lsdException w:name="Colorful List Accent 3" w:semiHidden="0" w:uiPriority="72" w:unhideWhenUsed="0"/>
-    <w:lsdException w:name="Colorful Grid Accent 3" w:semiHidden="0" w:uiPriority="73" w:unhideWhenUsed="0"/>
-    <w:lsdException w:name="Light Shading Accent 4" w:semiHidden="0" w:uiPriority="60" w:unhideWhenUsed="0"/>
-    <w:lsdException w:name="Light List Accent 4" w:semiHidden="0" w:uiPriority="61" w:unhideWhenUsed="0"/>
-    <w:lsdException w:name="Light Grid Accent 4" w:semiHidden="0" w:uiPriority="62" w:unhideWhenUsed="0"/>
-    <w:lsdException w:name="Medium Shading 1 Accent 4" w:semiHidden="0" w:uiPriority="63" w:unhideWhenUsed="0"/>
-    <w:lsdException w:name="Medium Shading 2 Accent 4" w:semiHidden="0" w:uiPriority="64" w:unhideWhenUsed="0"/>
-    <w:lsdException w:name="Medium List 1 Accent 4" w:semiHidden="0" w:uiPriority="65" w:unhideWhenUsed="0"/>
-    <w:lsdException w:name="Medium List 2 Accent 4" w:semiHidden="0" w:uiPriority="66" w:unhideWhenUsed="0"/>
-    <w:lsdException w:name="Medium Grid 1 Accent 4" w:semiHidden="0" w:uiPriority="67" w:unhideWhenUsed="0"/>
-    <w:lsdException w:name="Medium Grid 2 Accent 4" w:semiHidden="0" w:uiPriority="68" w:unhideWhenUsed="0"/>
-    <w:lsdException w:name="Medium Grid 3 Accent 4" w:semiHidden="0" w:uiPriority="69" w:unhideWhenUsed="0"/>
-    <w:lsdException w:name="Dark List Accent 4" w:semiHidden="0" w:uiPriority="70" w:unhideWhenUsed="0"/>
-    <w:lsdException w:name="Colorful Shading Accent 4" w:semiHidden="0" w:uiPriority="71" w:unhideWhenUsed="0"/>
-    <w:lsdException w:name="Colorful List Accent 4" w:semiHidden="0" w:uiPriority="72" w:unhideWhenUsed="0"/>
-    <w:lsdException w:name="Colorful Grid Accent 4" w:semiHidden="0" w:uiPriority="73" w:unhideWhenUsed="0"/>
-    <w:lsdException w:name="Light Shading Accent 5" w:semiHidden="0" w:uiPriority="60" w:unhideWhenUsed="0"/>
-    <w:lsdException w:name="Light List Accent 5" w:semiHidden="0" w:uiPriority="61" w:unhideWhenUsed="0"/>
-    <w:lsdException w:name="Light Grid Accent 5" w:semiHidden="0" w:uiPriority="62" w:unhideWhenUsed="0"/>
-    <w:lsdException w:name="Medium Shading 1 Accent 5" w:semiHidden="0" w:uiPriority="63" w:unhideWhenUsed="0"/>
-    <w:lsdException w:name="Medium Shading 2 Accent 5" w:semiHidden="0" w:uiPriority="64" w:unhideWhenUsed="0"/>
-    <w:lsdException w:name="Medium List 1 Accent 5" w:semiHidden="0" w:uiPriority="65" w:unhideWhenUsed="0"/>
-    <w:lsdException w:name="Medium List 2 Accent 5" w:semiHidden="0" w:uiPriority="66" w:unhideWhenUsed="0"/>
-    <w:lsdException w:name="Medium Grid 1 Accent 5" w:semiHidden="0" w:uiPriority="67" w:unhideWhenUsed="0"/>
-    <w:lsdException w:name="Medium Grid 2 Accent 5" w:semiHidden="0" w:uiPriority="68" w:unhideWhenUsed="0"/>
-    <w:lsdException w:name="Medium Grid 3 Accent 5" w:semiHidden="0" w:uiPriority="69" w:unhideWhenUsed="0"/>
-    <w:lsdException w:name="Dark List Accent 5" w:semiHidden="0" w:uiPriority="70" w:unhideWhenUsed="0"/>
-    <w:lsdException w:name="Colorful Shading Accent 5" w:semiHidden="0" w:uiPriority="71" w:unhideWhenUsed="0"/>
-    <w:lsdException w:name="Colorful List Accent 5" w:semiHidden="0" w:uiPriority="72" w:unhideWhenUsed="0"/>
-    <w:lsdException w:name="Colorful Grid Accent 5" w:semiHidden="0" w:uiPriority="73" w:unhideWhenUsed="0"/>
-    <w:lsdException w:name="Light Shading Accent 6" w:semiHidden="0" w:uiPriority="60" w:unhideWhenUsed="0"/>
-    <w:lsdException w:name="Light List Accent 6" w:semiHidden="0" w:uiPriority="61" w:unhideWhenUsed="0"/>
-    <w:lsdException w:name="Light Grid Accent 6" w:semiHidden="0" w:uiPriority="62" w:unhideWhenUsed="0"/>
-    <w:lsdException w:name="Medium Shading 1 Accent 6" w:semiHidden="0" w:uiPriority="63" w:unhideWhenUsed="0"/>
-    <w:lsdException w:name="Medium Shading 2 Accent 6" w:semiHidden="0" w:uiPriority="64" w:unhideWhenUsed="0"/>
-    <w:lsdException w:name="Medium List 1 Accent 6" w:semiHidden="0" w:uiPriority="65" w:unhideWhenUsed="0"/>
-    <w:lsdException w:name="Medium List 2 Accent 6" w:semiHidden="0" w:uiPriority="66" w:unhideWhenUsed="0"/>
-    <w:lsdException w:name="Medium Grid 1 Accent 6" w:semiHidden="0" w:uiPriority="67" w:unhideWhenUsed="0"/>
-    <w:lsdException w:name="Medium Grid 2 Accent 6" w:semiHidden="0" w:uiPriority="68" w:unhideWhenUsed="0"/>
-    <w:lsdException w:name="Medium Grid 3 Accent 6" w:semiHidden="0" w:uiPriority="69" w:unhideWhenUsed="0"/>
-    <w:lsdException w:name="Dark List Accent 6" w:semiHidden="0" w:uiPriority="70" w:unhideWhenUsed="0"/>
-    <w:lsdException w:name="Colorful Shading Accent 6" w:semiHidden="0" w:uiPriority="71" w:unhideWhenUsed="0"/>
-    <w:lsdException w:name="Colorful List Accent 6" w:semiHidden="0" w:uiPriority="72" w:unhideWhenUsed="0"/>
-    <w:lsdException w:name="Colorful Grid Accent 6" w:semiHidden="0" w:uiPriority="73" w:unhideWhenUsed="0"/>
-    <w:lsdException w:name="Subtle Emphasis" w:semiHidden="0" w:uiPriority="19" w:unhideWhenUsed="0" w:qFormat="1"/>
-    <w:lsdException w:name="Intense Emphasis" w:semiHidden="0" w:uiPriority="21" w:unhideWhenUsed="0" w:qFormat="1"/>
-    <w:lsdException w:name="Subtle Reference" w:semiHidden="0" w:uiPriority="31" w:unhideWhenUsed="0" w:qFormat="1"/>
-    <w:lsdException w:name="Intense Reference" w:semiHidden="0" w:uiPriority="32" w:unhideWhenUsed="0" w:qFormat="1"/>
-    <w:lsdException w:name="Book Title" w:semiHidden="0" w:uiPriority="33" w:unhideWhenUsed="0" w:qFormat="1"/>
-    <w:lsdException w:name="Bibliography" w:uiPriority="37"/>
-    <w:lsdException w:name="TOC Heading" w:uiPriority="39" w:qFormat="1"/>
+  <w:latentStyles w:defLockedState="0" w:defUIPriority="99" w:defSemiHidden="0" w:defUnhideWhenUsed="0" w:defQFormat="0" w:count="376">
+    <w:lsdException w:name="Normal" w:uiPriority="0" w:qFormat="1"/>
+    <w:lsdException w:name="heading 1" w:uiPriority="9" w:qFormat="1"/>
+    <w:lsdException w:name="heading 2" w:semiHidden="1" w:uiPriority="9" w:unhideWhenUsed="1" w:qFormat="1"/>
+    <w:lsdException w:name="heading 3" w:semiHidden="1" w:uiPriority="9" w:unhideWhenUsed="1" w:qFormat="1"/>
+    <w:lsdException w:name="heading 4" w:semiHidden="1" w:uiPriority="9" w:unhideWhenUsed="1" w:qFormat="1"/>
+    <w:lsdException w:name="heading 5" w:semiHidden="1" w:uiPriority="9" w:unhideWhenUsed="1" w:qFormat="1"/>
+    <w:lsdException w:name="heading 6" w:semiHidden="1" w:uiPriority="9" w:unhideWhenUsed="1" w:qFormat="1"/>
+    <w:lsdException w:name="heading 7" w:semiHidden="1" w:uiPriority="9" w:unhideWhenUsed="1" w:qFormat="1"/>
+    <w:lsdException w:name="heading 8" w:semiHidden="1" w:uiPriority="9" w:unhideWhenUsed="1" w:qFormat="1"/>
+    <w:lsdException w:name="heading 9" w:semiHidden="1" w:uiPriority="9" w:unhideWhenUsed="1" w:qFormat="1"/>
+    <w:lsdException w:name="index 1" w:semiHidden="1" w:unhideWhenUsed="1"/>
+    <w:lsdException w:name="index 2" w:semiHidden="1" w:unhideWhenUsed="1"/>
+    <w:lsdException w:name="index 3" w:semiHidden="1" w:unhideWhenUsed="1"/>
+    <w:lsdException w:name="index 4" w:semiHidden="1" w:unhideWhenUsed="1"/>
+    <w:lsdException w:name="index 5" w:semiHidden="1" w:unhideWhenUsed="1"/>
+    <w:lsdException w:name="index 6" w:semiHidden="1" w:unhideWhenUsed="1"/>
+    <w:lsdException w:name="index 7" w:semiHidden="1" w:unhideWhenUsed="1"/>
+    <w:lsdException w:name="index 8" w:semiHidden="1" w:unhideWhenUsed="1"/>
+    <w:lsdException w:name="index 9" w:semiHidden="1" w:unhideWhenUsed="1"/>
+    <w:lsdException w:name="toc 1" w:semiHidden="1" w:uiPriority="39" w:unhideWhenUsed="1"/>
+    <w:lsdException w:name="toc 2" w:semiHidden="1" w:uiPriority="39" w:unhideWhenUsed="1"/>
+    <w:lsdException w:name="toc 3" w:semiHidden="1" w:uiPriority="39" w:unhideWhenUsed="1"/>
+    <w:lsdException w:name="toc 4" w:semiHidden="1" w:uiPriority="39" w:unhideWhenUsed="1"/>
+    <w:lsdException w:name="toc 5" w:semiHidden="1" w:uiPriority="39" w:unhideWhenUsed="1"/>
+    <w:lsdException w:name="toc 6" w:semiHidden="1" w:uiPriority="39" w:unhideWhenUsed="1"/>
+    <w:lsdException w:name="toc 7" w:semiHidden="1" w:uiPriority="39" w:unhideWhenUsed="1"/>
+    <w:lsdException w:name="toc 8" w:semiHidden="1" w:uiPriority="39" w:unhideWhenUsed="1"/>
+    <w:lsdException w:name="toc 9" w:semiHidden="1" w:uiPriority="39" w:unhideWhenUsed="1"/>
+    <w:lsdException w:name="Normal Indent" w:semiHidden="1" w:unhideWhenUsed="1"/>
+    <w:lsdException w:name="footnote text" w:semiHidden="1" w:unhideWhenUsed="1"/>
+    <w:lsdException w:name="annotation text" w:semiHidden="1" w:unhideWhenUsed="1"/>
+    <w:lsdException w:name="header" w:semiHidden="1" w:unhideWhenUsed="1"/>
+    <w:lsdException w:name="footer" w:semiHidden="1" w:unhideWhenUsed="1"/>
+    <w:lsdException w:name="index heading" w:semiHidden="1" w:unhideWhenUsed="1"/>
+    <w:lsdException w:name="caption" w:semiHidden="1" w:uiPriority="35" w:unhideWhenUsed="1" w:qFormat="1"/>
+    <w:lsdException w:name="table of figures" w:semiHidden="1" w:unhideWhenUsed="1"/>
+    <w:lsdException w:name="envelope address" w:semiHidden="1" w:unhideWhenUsed="1"/>
+    <w:lsdException w:name="envelope return" w:semiHidden="1" w:unhideWhenUsed="1"/>
+    <w:lsdException w:name="footnote reference" w:semiHidden="1" w:unhideWhenUsed="1"/>
+    <w:lsdException w:name="annotation reference" w:semiHidden="1" w:unhideWhenUsed="1"/>
+    <w:lsdException w:name="line number" w:semiHidden="1" w:unhideWhenUsed="1"/>
+    <w:lsdException w:name="page number" w:semiHidden="1" w:unhideWhenUsed="1"/>
+    <w:lsdException w:name="endnote reference" w:semiHidden="1" w:unhideWhenUsed="1"/>
+    <w:lsdException w:name="endnote text" w:semiHidden="1" w:unhideWhenUsed="1"/>
+    <w:lsdException w:name="table of authorities" w:semiHidden="1" w:unhideWhenUsed="1"/>
+    <w:lsdException w:name="macro" w:semiHidden="1" w:unhideWhenUsed="1"/>
+    <w:lsdException w:name="toa heading" w:semiHidden="1" w:unhideWhenUsed="1"/>
+    <w:lsdException w:name="List" w:semiHidden="1" w:unhideWhenUsed="1"/>
+    <w:lsdException w:name="List Bullet" w:semiHidden="1" w:unhideWhenUsed="1"/>
+    <w:lsdException w:name="List Number" w:semiHidden="1" w:unhideWhenUsed="1"/>
+    <w:lsdException w:name="List 2" w:semiHidden="1" w:unhideWhenUsed="1"/>
+    <w:lsdException w:name="List 3" w:semiHidden="1" w:unhideWhenUsed="1"/>
+    <w:lsdException w:name="List 4" w:semiHidden="1" w:unhideWhenUsed="1"/>
+    <w:lsdException w:name="List 5" w:semiHidden="1" w:unhideWhenUsed="1"/>
+    <w:lsdException w:name="List Bullet 2" w:semiHidden="1" w:unhideWhenUsed="1"/>
+    <w:lsdException w:name="List Bullet 3" w:semiHidden="1" w:unhideWhenUsed="1"/>
+    <w:lsdException w:name="List Bullet 4" w:semiHidden="1" w:unhideWhenUsed="1"/>
+    <w:lsdException w:name="List Bullet 5" w:semiHidden="1" w:unhideWhenUsed="1"/>
+    <w:lsdException w:name="List Number 2" w:semiHidden="1" w:unhideWhenUsed="1"/>
+    <w:lsdException w:name="List Number 3" w:semiHidden="1" w:unhideWhenUsed="1"/>
+    <w:lsdException w:name="List Number 4" w:semiHidden="1" w:unhideWhenUsed="1"/>
+    <w:lsdException w:name="List Number 5" w:semiHidden="1" w:unhideWhenUsed="1"/>
+    <w:lsdException w:name="Title" w:uiPriority="10" w:qFormat="1"/>
+    <w:lsdException w:name="Closing" w:semiHidden="1" w:unhideWhenUsed="1"/>
+    <w:lsdException w:name="Signature" w:semiHidden="1" w:unhideWhenUsed="1"/>
+    <w:lsdException w:name="Default Paragraph Font" w:semiHidden="1" w:uiPriority="1" w:unhideWhenUsed="1"/>
+    <w:lsdException w:name="Body Text" w:semiHidden="1" w:uiPriority="0" w:unhideWhenUsed="1" w:qFormat="1"/>
+    <w:lsdException w:name="Body Text Indent" w:semiHidden="1" w:unhideWhenUsed="1"/>
+    <w:lsdException w:name="List Continue" w:semiHidden="1" w:unhideWhenUsed="1"/>
+    <w:lsdException w:name="List Continue 2" w:semiHidden="1" w:unhideWhenUsed="1"/>
+    <w:lsdException w:name="List Continue 3" w:semiHidden="1" w:unhideWhenUsed="1"/>
+    <w:lsdException w:name="List Continue 4" w:semiHidden="1" w:unhideWhenUsed="1"/>
+    <w:lsdException w:name="List Continue 5" w:semiHidden="1" w:unhideWhenUsed="1"/>
+    <w:lsdException w:name="Message Header" w:semiHidden="1" w:unhideWhenUsed="1"/>
+    <w:lsdException w:name="Subtitle" w:uiPriority="11" w:qFormat="1"/>
+    <w:lsdException w:name="Salutation" w:semiHidden="1" w:unhideWhenUsed="1"/>
+    <w:lsdException w:name="Date" w:semiHidden="1" w:unhideWhenUsed="1"/>
+    <w:lsdException w:name="Body Text First Indent" w:semiHidden="1" w:unhideWhenUsed="1"/>
+    <w:lsdException w:name="Body Text First Indent 2" w:semiHidden="1" w:unhideWhenUsed="1"/>
+    <w:lsdException w:name="Note Heading" w:semiHidden="1" w:unhideWhenUsed="1"/>
+    <w:lsdException w:name="Body Text 2" w:semiHidden="1" w:unhideWhenUsed="1"/>
+    <w:lsdException w:name="Body Text 3" w:semiHidden="1" w:unhideWhenUsed="1"/>
+    <w:lsdException w:name="Body Text Indent 2" w:semiHidden="1" w:unhideWhenUsed="1"/>
+    <w:lsdException w:name="Body Text Indent 3" w:semiHidden="1" w:unhideWhenUsed="1"/>
+    <w:lsdException w:name="Block Text" w:semiHidden="1" w:unhideWhenUsed="1"/>
+    <w:lsdException w:name="Hyperlink" w:semiHidden="1" w:unhideWhenUsed="1"/>
+    <w:lsdException w:name="FollowedHyperlink" w:semiHidden="1" w:unhideWhenUsed="1"/>
+    <w:lsdException w:name="Strong" w:uiPriority="22" w:qFormat="1"/>
+    <w:lsdException w:name="Emphasis" w:uiPriority="20" w:qFormat="1"/>
+    <w:lsdException w:name="Document Map" w:semiHidden="1" w:unhideWhenUsed="1"/>
+    <w:lsdException w:name="Plain Text" w:semiHidden="1" w:unhideWhenUsed="1"/>
+    <w:lsdException w:name="E-mail Signature" w:semiHidden="1" w:unhideWhenUsed="1"/>
+    <w:lsdException w:name="HTML Top of Form" w:semiHidden="1" w:unhideWhenUsed="1"/>
+    <w:lsdException w:name="HTML Bottom of Form" w:semiHidden="1" w:unhideWhenUsed="1"/>
+    <w:lsdException w:name="Normal (Web)" w:semiHidden="1" w:unhideWhenUsed="1"/>
+    <w:lsdException w:name="HTML Acronym" w:semiHidden="1" w:unhideWhenUsed="1"/>
+    <w:lsdException w:name="HTML Address" w:semiHidden="1" w:unhideWhenUsed="1"/>
+    <w:lsdException w:name="HTML Cite" w:semiHidden="1" w:unhideWhenUsed="1"/>
+    <w:lsdException w:name="HTML Code" w:semiHidden="1" w:unhideWhenUsed="1"/>
+    <w:lsdException w:name="HTML Definition" w:semiHidden="1" w:unhideWhenUsed="1"/>
+    <w:lsdException w:name="HTML Keyboard" w:semiHidden="1" w:unhideWhenUsed="1"/>
+    <w:lsdException w:name="HTML Preformatted" w:semiHidden="1" w:unhideWhenUsed="1"/>
+    <w:lsdException w:name="HTML Sample" w:semiHidden="1" w:unhideWhenUsed="1"/>
+    <w:lsdException w:name="HTML Typewriter" w:semiHidden="1" w:unhideWhenUsed="1"/>
+    <w:lsdException w:name="HTML Variable" w:semiHidden="1" w:unhideWhenUsed="1"/>
+    <w:lsdException w:name="Normal Table" w:semiHidden="1" w:unhideWhenUsed="1"/>
+    <w:lsdException w:name="annotation subject" w:semiHidden="1" w:unhideWhenUsed="1"/>
+    <w:lsdException w:name="No List" w:semiHidden="1" w:unhideWhenUsed="1"/>
+    <w:lsdException w:name="Outline List 1" w:semiHidden="1" w:unhideWhenUsed="1"/>
+    <w:lsdException w:name="Outline List 2" w:semiHidden="1" w:unhideWhenUsed="1"/>
+    <w:lsdException w:name="Outline List 3" w:semiHidden="1" w:unhideWhenUsed="1"/>
+    <w:lsdException w:name="Table Simple 1" w:semiHidden="1" w:unhideWhenUsed="1"/>
+    <w:lsdException w:name="Table Simple 2" w:semiHidden="1" w:unhideWhenUsed="1"/>
+    <w:lsdException w:name="Table Simple 3" w:semiHidden="1" w:unhideWhenUsed="1"/>
+    <w:lsdException w:name="Table Classic 1" w:semiHidden="1" w:unhideWhenUsed="1"/>
+    <w:lsdException w:name="Table Classic 2" w:semiHidden="1" w:unhideWhenUsed="1"/>
+    <w:lsdException w:name="Table Classic 3" w:semiHidden="1" w:unhideWhenUsed="1"/>
+    <w:lsdException w:name="Table Classic 4" w:semiHidden="1" w:unhideWhenUsed="1"/>
+    <w:lsdException w:name="Table Colorful 1" w:semiHidden="1" w:unhideWhenUsed="1"/>
+    <w:lsdException w:name="Table Colorful 2" w:semiHidden="1" w:unhideWhenUsed="1"/>
+    <w:lsdException w:name="Table Colorful 3" w:semiHidden="1" w:unhideWhenUsed="1"/>
+    <w:lsdException w:name="Table Columns 1" w:semiHidden="1" w:unhideWhenUsed="1"/>
+    <w:lsdException w:name="Table Columns 2" w:semiHidden="1" w:unhideWhenUsed="1"/>
+    <w:lsdException w:name="Table Columns 3" w:semiHidden="1" w:unhideWhenUsed="1"/>
+    <w:lsdException w:name="Table Columns 4" w:semiHidden="1" w:unhideWhenUsed="1"/>
+    <w:lsdException w:name="Table Columns 5" w:semiHidden="1" w:unhideWhenUsed="1"/>
+    <w:lsdException w:name="Table Grid 1" w:semiHidden="1" w:unhideWhenUsed="1"/>
+    <w:lsdException w:name="Table Grid 2" w:semiHidden="1" w:unhideWhenUsed="1"/>
+    <w:lsdException w:name="Table Grid 3" w:semiHidden="1" w:unhideWhenUsed="1"/>
+    <w:lsdException w:name="Table Grid 4" w:semiHidden="1" w:unhideWhenUsed="1"/>
+    <w:lsdException w:name="Table Grid 5" w:semiHidden="1" w:unhideWhenUsed="1"/>
+    <w:lsdException w:name="Table Grid 6" w:semiHidden="1" w:unhideWhenUsed="1"/>
+    <w:lsdException w:name="Table Grid 7" w:semiHidden="1" w:unhideWhenUsed="1"/>
+    <w:lsdException w:name="Table Grid 8" w:semiHidden="1" w:unhideWhenUsed="1"/>
+    <w:lsdException w:name="Table List 1" w:semiHidden="1" w:unhideWhenUsed="1"/>
+    <w:lsdException w:name="Table List 2" w:semiHidden="1" w:unhideWhenUsed="1"/>
+    <w:lsdException w:name="Table List 3" w:semiHidden="1" w:unhideWhenUsed="1"/>
+    <w:lsdException w:name="Table List 4" w:semiHidden="1" w:unhideWhenUsed="1"/>
+    <w:lsdException w:name="Table List 5" w:semiHidden="1" w:unhideWhenUsed="1"/>
+    <w:lsdException w:name="Table List 6" w:semiHidden="1" w:unhideWhenUsed="1"/>
+    <w:lsdException w:name="Table List 7" w:semiHidden="1" w:unhideWhenUsed="1"/>
+    <w:lsdException w:name="Table List 8" w:semiHidden="1" w:unhideWhenUsed="1"/>
+    <w:lsdException w:name="Table 3D effects 1" w:semiHidden="1" w:unhideWhenUsed="1"/>
+    <w:lsdException w:name="Table 3D effects 2" w:semiHidden="1" w:unhideWhenUsed="1"/>
+    <w:lsdException w:name="Table 3D effects 3" w:semiHidden="1" w:unhideWhenUsed="1"/>
+    <w:lsdException w:name="Table Contemporary" w:semiHidden="1" w:unhideWhenUsed="1"/>
+    <w:lsdException w:name="Table Elegant" w:semiHidden="1" w:unhideWhenUsed="1"/>
+    <w:lsdException w:name="Table Professional" w:semiHidden="1" w:unhideWhenUsed="1"/>
+    <w:lsdException w:name="Table Subtle 1" w:semiHidden="1" w:unhideWhenUsed="1"/>
+    <w:lsdException w:name="Table Subtle 2" w:semiHidden="1" w:unhideWhenUsed="1"/>
+    <w:lsdException w:name="Table Web 1" w:semiHidden="1" w:unhideWhenUsed="1"/>
+    <w:lsdException w:name="Table Web 2" w:semiHidden="1" w:unhideWhenUsed="1"/>
+    <w:lsdException w:name="Table Web 3" w:semiHidden="1" w:unhideWhenUsed="1"/>
+    <w:lsdException w:name="Balloon Text" w:semiHidden="1" w:unhideWhenUsed="1"/>
+    <w:lsdException w:name="Table Grid" w:semiHidden="1" w:uiPriority="39" w:unhideWhenUsed="1"/>
+    <w:lsdException w:name="Table Theme" w:semiHidden="1" w:unhideWhenUsed="1"/>
+    <w:lsdException w:name="Placeholder Text" w:semiHidden="1"/>
+    <w:lsdException w:name="No Spacing" w:uiPriority="1" w:qFormat="1"/>
+    <w:lsdException w:name="Light Shading" w:uiPriority="60"/>
+    <w:lsdException w:name="Light List" w:uiPriority="61"/>
+    <w:lsdException w:name="Light Grid" w:uiPriority="62"/>
+    <w:lsdException w:name="Medium Shading 1" w:uiPriority="63"/>
+    <w:lsdException w:name="Medium Shading 2" w:uiPriority="64"/>
+    <w:lsdException w:name="Medium List 1" w:uiPriority="65"/>
+    <w:lsdException w:name="Medium List 2" w:uiPriority="66"/>
+    <w:lsdException w:name="Medium Grid 1" w:uiPriority="67"/>
+    <w:lsdException w:name="Medium Grid 2" w:uiPriority="68"/>
+    <w:lsdException w:name="Medium Grid 3" w:uiPriority="69"/>
+    <w:lsdException w:name="Dark List" w:uiPriority="70"/>
+    <w:lsdException w:name="Colorful Shading" w:uiPriority="71"/>
+    <w:lsdException w:name="Colorful List" w:uiPriority="72"/>
+    <w:lsdException w:name="Colorful Grid" w:uiPriority="73"/>
+    <w:lsdException w:name="Light Shading Accent 1" w:uiPriority="60"/>
+    <w:lsdException w:name="Light List Accent 1" w:uiPriority="61"/>
+    <w:lsdException w:name="Light Grid Accent 1" w:uiPriority="62"/>
+    <w:lsdException w:name="Medium Shading 1 Accent 1" w:uiPriority="63"/>
+    <w:lsdException w:name="Medium Shading 2 Accent 1" w:uiPriority="64"/>
+    <w:lsdException w:name="Medium List 1 Accent 1" w:uiPriority="65"/>
+    <w:lsdException w:name="Revision" w:semiHidden="1"/>
+    <w:lsdException w:name="List Paragraph" w:uiPriority="34" w:qFormat="1"/>
+    <w:lsdException w:name="Quote" w:uiPriority="29" w:qFormat="1"/>
+    <w:lsdException w:name="Intense Quote" w:uiPriority="30" w:qFormat="1"/>
+    <w:lsdException w:name="Medium List 2 Accent 1" w:uiPriority="66"/>
+    <w:lsdException w:name="Medium Grid 1 Accent 1" w:uiPriority="67"/>
+    <w:lsdException w:name="Medium Grid 2 Accent 1" w:uiPriority="68"/>
+    <w:lsdException w:name="Medium Grid 3 Accent 1" w:uiPriority="69"/>
+    <w:lsdException w:name="Dark List Accent 1" w:uiPriority="70"/>
+    <w:lsdException w:name="Colorful Shading Accent 1" w:uiPriority="71"/>
+    <w:lsdException w:name="Colorful List Accent 1" w:uiPriority="72"/>
+    <w:lsdException w:name="Colorful Grid Accent 1" w:uiPriority="73"/>
+    <w:lsdException w:name="Light Shading Accent 2" w:uiPriority="60"/>
+    <w:lsdException w:name="Light List Accent 2" w:uiPriority="61"/>
+    <w:lsdException w:name="Light Grid Accent 2" w:uiPriority="62"/>
+    <w:lsdException w:name="Medium Shading 1 Accent 2" w:uiPriority="63"/>
+    <w:lsdException w:name="Medium Shading 2 Accent 2" w:uiPriority="64"/>
+    <w:lsdException w:name="Medium List 1 Accent 2" w:uiPriority="65"/>
+    <w:lsdException w:name="Medium List 2 Accent 2" w:uiPriority="66"/>
+    <w:lsdException w:name="Medium Grid 1 Accent 2" w:uiPriority="67"/>
+    <w:lsdException w:name="Medium Grid 2 Accent 2" w:uiPriority="68"/>
+    <w:lsdException w:name="Medium Grid 3 Accent 2" w:uiPriority="69"/>
+    <w:lsdException w:name="Dark List Accent 2" w:uiPriority="70"/>
+    <w:lsdException w:name="Colorful Shading Accent 2" w:uiPriority="71"/>
+    <w:lsdException w:name="Colorful List Accent 2" w:uiPriority="72"/>
+    <w:lsdException w:name="Colorful Grid Accent 2" w:uiPriority="73"/>
+    <w:lsdException w:name="Light Shading Accent 3" w:uiPriority="60"/>
+    <w:lsdException w:name="Light List Accent 3" w:uiPriority="61"/>
+    <w:lsdException w:name="Light Grid Accent 3" w:uiPriority="62"/>
+    <w:lsdException w:name="Medium Shading 1 Accent 3" w:uiPriority="63"/>
+    <w:lsdException w:name="Medium Shading 2 Accent 3" w:uiPriority="64"/>
+    <w:lsdException w:name="Medium List 1 Accent 3" w:uiPriority="65"/>
+    <w:lsdException w:name="Medium List 2 Accent 3" w:uiPriority="66"/>
+    <w:lsdException w:name="Medium Grid 1 Accent 3" w:uiPriority="67"/>
+    <w:lsdException w:name="Medium Grid 2 Accent 3" w:uiPriority="68"/>
+    <w:lsdException w:name="Medium Grid 3 Accent 3" w:uiPriority="69"/>
+    <w:lsdException w:name="Dark List Accent 3" w:uiPriority="70"/>
+    <w:lsdException w:name="Colorful Shading Accent 3" w:uiPriority="71"/>
+    <w:lsdException w:name="Colorful List Accent 3" w:uiPriority="72"/>
+    <w:lsdException w:name="Colorful Grid Accent 3" w:uiPriority="73"/>
+    <w:lsdException w:name="Light Shading Accent 4" w:uiPriority="60"/>
+    <w:lsdException w:name="Light List Accent 4" w:uiPriority="61"/>
+    <w:lsdException w:name="Light Grid Accent 4" w:uiPriority="62"/>
+    <w:lsdException w:name="Medium Shading 1 Accent 4" w:uiPriority="63"/>
+    <w:lsdException w:name="Medium Shading 2 Accent 4" w:uiPriority="64"/>
+    <w:lsdException w:name="Medium List 1 Accent 4" w:uiPriority="65"/>
+    <w:lsdException w:name="Medium List 2 Accent 4" w:uiPriority="66"/>
+    <w:lsdException w:name="Medium Grid 1 Accent 4" w:uiPriority="67"/>
+    <w:lsdException w:name="Medium Grid 2 Accent 4" w:uiPriority="68"/>
+    <w:lsdException w:name="Medium Grid 3 Accent 4" w:uiPriority="69"/>
+    <w:lsdException w:name="Dark List Accent 4" w:uiPriority="70"/>
+    <w:lsdException w:name="Colorful Shading Accent 4" w:uiPriority="71"/>
+    <w:lsdException w:name="Colorful List Accent 4" w:uiPriority="72"/>
+    <w:lsdException w:name="Colorful Grid Accent 4" w:uiPriority="73"/>
+    <w:lsdException w:name="Light Shading Accent 5" w:uiPriority="60"/>
+    <w:lsdException w:name="Light List Accent 5" w:uiPriority="61"/>
+    <w:lsdException w:name="Light Grid Accent 5" w:uiPriority="62"/>
+    <w:lsdException w:name="Medium Shading 1 Accent 5" w:uiPriority="63"/>
+    <w:lsdException w:name="Medium Shading 2 Accent 5" w:uiPriority="64"/>
+    <w:lsdException w:name="Medium List 1 Accent 5" w:uiPriority="65"/>
+    <w:lsdException w:name="Medium List 2 Accent 5" w:uiPriority="66"/>
+    <w:lsdException w:name="Medium Grid 1 Accent 5" w:uiPriority="67"/>
+    <w:lsdException w:name="Medium Grid 2 Accent 5" w:uiPriority="68"/>
+    <w:lsdException w:name="Medium Grid 3 Accent 5" w:uiPriority="69"/>
+    <w:lsdException w:name="Dark List Accent 5" w:uiPriority="70"/>
+    <w:lsdException w:name="Colorful Shading Accent 5" w:uiPriority="71"/>
+    <w:lsdException w:name="Colorful List Accent 5" w:uiPriority="72"/>
+    <w:lsdException w:name="Colorful Grid Accent 5" w:uiPriority="73"/>
+    <w:lsdException w:name="Light Shading Accent 6" w:uiPriority="60"/>
+    <w:lsdException w:name="Light List Accent 6" w:uiPriority="61"/>
+    <w:lsdException w:name="Light Grid Accent 6" w:uiPriority="62"/>
+    <w:lsdException w:name="Medium Shading 1 Accent 6" w:uiPriority="63"/>
+    <w:lsdException w:name="Medium Shading 2 Accent 6" w:uiPriority="64"/>
+    <w:lsdException w:name="Medium List 1 Accent 6" w:uiPriority="65"/>
+    <w:lsdException w:name="Medium List 2 Accent 6" w:uiPriority="66"/>
+    <w:lsdException w:name="Medium Grid 1 Accent 6" w:uiPriority="67"/>
+    <w:lsdException w:name="Medium Grid 2 Accent 6" w:uiPriority="68"/>
+    <w:lsdException w:name="Medium Grid 3 Accent 6" w:uiPriority="69"/>
+    <w:lsdException w:name="Dark List Accent 6" w:uiPriority="70"/>
+    <w:lsdException w:name="Colorful Shading Accent 6" w:uiPriority="71"/>
+    <w:lsdException w:name="Colorful List Accent 6" w:uiPriority="72"/>
+    <w:lsdException w:name="Colorful Grid Accent 6" w:uiPriority="73"/>
+    <w:lsdException w:name="Subtle Emphasis" w:uiPriority="19" w:qFormat="1"/>
+    <w:lsdException w:name="Intense Emphasis" w:uiPriority="21" w:qFormat="1"/>
+    <w:lsdException w:name="Subtle Reference" w:uiPriority="31" w:qFormat="1"/>
+    <w:lsdException w:name="Intense Reference" w:uiPriority="32" w:qFormat="1"/>
+    <w:lsdException w:name="Book Title" w:uiPriority="33" w:qFormat="1"/>
+    <w:lsdException w:name="Bibliography" w:semiHidden="1" w:uiPriority="37" w:unhideWhenUsed="1"/>
+    <w:lsdException w:name="TOC Heading" w:semiHidden="1" w:uiPriority="39" w:unhideWhenUsed="1" w:qFormat="1"/>
+    <w:lsdException w:name="Plain Table 1" w:uiPriority="41"/>
+    <w:lsdException w:name="Plain Table 2" w:uiPriority="42"/>
+    <w:lsdException w:name="Plain Table 3" w:uiPriority="43"/>
+    <w:lsdException w:name="Plain Table 4" w:uiPriority="44"/>
+    <w:lsdException w:name="Plain Table 5" w:uiPriority="45"/>
+    <w:lsdException w:name="Grid Table Light" w:uiPriority="40"/>
+    <w:lsdException w:name="Grid Table 1 Light" w:uiPriority="46"/>
+    <w:lsdException w:name="Grid Table 2" w:uiPriority="47"/>
+    <w:lsdException w:name="Grid Table 3" w:uiPriority="48"/>
+    <w:lsdException w:name="Grid Table 4" w:uiPriority="49"/>
+    <w:lsdException w:name="Grid Table 5 Dark" w:uiPriority="50"/>
+    <w:lsdException w:name="Grid Table 6 Colorful" w:uiPriority="51"/>
+    <w:lsdException w:name="Grid Table 7 Colorful" w:uiPriority="52"/>
+    <w:lsdException w:name="Grid Table 1 Light Accent 1" w:uiPriority="46"/>
+    <w:lsdException w:name="Grid Table 2 Accent 1" w:uiPriority="47"/>
+    <w:lsdException w:name="Grid Table 3 Accent 1" w:uiPriority="48"/>
+    <w:lsdException w:name="Grid Table 4 Accent 1" w:uiPriority="49"/>
+    <w:lsdException w:name="Grid Table 5 Dark Accent 1" w:uiPriority="50"/>
+    <w:lsdException w:name="Grid Table 6 Colorful Accent 1" w:uiPriority="51"/>
+    <w:lsdException w:name="Grid Table 7 Colorful Accent 1" w:uiPriority="52"/>
+    <w:lsdException w:name="Grid Table 1 Light Accent 2" w:uiPriority="46"/>
+    <w:lsdException w:name="Grid Table 2 Accent 2" w:uiPriority="47"/>
+    <w:lsdException w:name="Grid Table 3 Accent 2" w:uiPriority="48"/>
+    <w:lsdException w:name="Grid Table 4 Accent 2" w:uiPriority="49"/>
+    <w:lsdException w:name="Grid Table 5 Dark Accent 2" w:uiPriority="50"/>
+    <w:lsdException w:name="Grid Table 6 Colorful Accent 2" w:uiPriority="51"/>
+    <w:lsdException w:name="Grid Table 7 Colorful Accent 2" w:uiPriority="52"/>
+    <w:lsdException w:name="Grid Table 1 Light Accent 3" w:uiPriority="46"/>
+    <w:lsdException w:name="Grid Table 2 Accent 3" w:uiPriority="47"/>
+    <w:lsdException w:name="Grid Table 3 Accent 3" w:uiPriority="48"/>
+    <w:lsdException w:name="Grid Table 4 Accent 3" w:uiPriority="49"/>
+    <w:lsdException w:name="Grid Table 5 Dark Accent 3" w:uiPriority="50"/>
+    <w:lsdException w:name="Grid Table 6 Colorful Accent 3" w:uiPriority="51"/>
+    <w:lsdException w:name="Grid Table 7 Colorful Accent 3" w:uiPriority="52"/>
+    <w:lsdException w:name="Grid Table 1 Light Accent 4" w:uiPriority="46"/>
+    <w:lsdException w:name="Grid Table 2 Accent 4" w:uiPriority="47"/>
+    <w:lsdException w:name="Grid Table 3 Accent 4" w:uiPriority="48"/>
+    <w:lsdException w:name="Grid Table 4 Accent 4" w:uiPriority="49"/>
+    <w:lsdException w:name="Grid Table 5 Dark Accent 4" w:uiPriority="50"/>
+    <w:lsdException w:name="Grid Table 6 Colorful Accent 4" w:uiPriority="51"/>
+    <w:lsdException w:name="Grid Table 7 Colorful Accent 4" w:uiPriority="52"/>
+    <w:lsdException w:name="Grid Table 1 Light Accent 5" w:uiPriority="46"/>
+    <w:lsdException w:name="Grid Table 2 Accent 5" w:uiPriority="47"/>
+    <w:lsdException w:name="Grid Table 3 Accent 5" w:uiPriority="48"/>
+    <w:lsdException w:name="Grid Table 4 Accent 5" w:uiPriority="49"/>
+    <w:lsdException w:name="Grid Table 5 Dark Accent 5" w:uiPriority="50"/>
+    <w:lsdException w:name="Grid Table 6 Colorful Accent 5" w:uiPriority="51"/>
+    <w:lsdException w:name="Grid Table 7 Colorful Accent 5" w:uiPriority="52"/>
+    <w:lsdException w:name="Grid Table 1 Light Accent 6" w:uiPriority="46"/>
+    <w:lsdException w:name="Grid Table 2 Accent 6" w:uiPriority="47"/>
+    <w:lsdException w:name="Grid Table 3 Accent 6" w:uiPriority="48"/>
+    <w:lsdException w:name="Grid Table 4 Accent 6" w:uiPriority="49"/>
+    <w:lsdException w:name="Grid Table 5 Dark Accent 6" w:uiPriority="50"/>
+    <w:lsdException w:name="Grid Table 6 Colorful Accent 6" w:uiPriority="51"/>
+    <w:lsdException w:name="Grid Table 7 Colorful Accent 6" w:uiPriority="52"/>
+    <w:lsdException w:name="List Table 1 Light" w:uiPriority="46"/>
+    <w:lsdException w:name="List Table 2" w:uiPriority="47"/>
+    <w:lsdException w:name="List Table 3" w:uiPriority="48"/>
+    <w:lsdException w:name="List Table 4" w:uiPriority="49"/>
+    <w:lsdException w:name="List Table 5 Dark" w:uiPriority="50"/>
+    <w:lsdException w:name="List Table 6 Colorful" w:uiPriority="51"/>
+    <w:lsdException w:name="List Table 7 Colorful" w:uiPriority="52"/>
+    <w:lsdException w:name="List Table 1 Light Accent 1" w:uiPriority="46"/>
+    <w:lsdException w:name="List Table 2 Accent 1" w:uiPriority="47"/>
+    <w:lsdException w:name="List Table 3 Accent 1" w:uiPriority="48"/>
+    <w:lsdException w:name="List Table 4 Accent 1" w:uiPriority="49"/>
+    <w:lsdException w:name="List Table 5 Dark Accent 1" w:uiPriority="50"/>
+    <w:lsdException w:name="List Table 6 Colorful Accent 1" w:uiPriority="51"/>
+    <w:lsdException w:name="List Table 7 Colorful Accent 1" w:uiPriority="52"/>
+    <w:lsdException w:name="List Table 1 Light Accent 2" w:uiPriority="46"/>
+    <w:lsdException w:name="List Table 2 Accent 2" w:uiPriority="47"/>
+    <w:lsdException w:name="List Table 3 Accent 2" w:uiPriority="48"/>
+    <w:lsdException w:name="List Table 4 Accent 2" w:uiPriority="49"/>
+    <w:lsdException w:name="List Table 5 Dark Accent 2" w:uiPriority="50"/>
+    <w:lsdException w:name="List Table 6 Colorful Accent 2" w:uiPriority="51"/>
+    <w:lsdException w:name="List Table 7 Colorful Accent 2" w:uiPriority="52"/>
+    <w:lsdException w:name="List Table 1 Light Accent 3" w:uiPriority="46"/>
+    <w:lsdException w:name="List Table 2 Accent 3" w:uiPriority="47"/>
+    <w:lsdException w:name="List Table 3 Accent 3" w:uiPriority="48"/>
+    <w:lsdException w:name="List Table 4 Accent 3" w:uiPriority="49"/>
+    <w:lsdException w:name="List Table 5 Dark Accent 3" w:uiPriority="50"/>
+    <w:lsdException w:name="List Table 6 Colorful Accent 3" w:uiPriority="51"/>
+    <w:lsdException w:name="List Table 7 Colorful Accent 3" w:uiPriority="52"/>
+    <w:lsdException w:name="List Table 1 Light Accent 4" w:uiPriority="46"/>
+    <w:lsdException w:name="List Table 2 Accent 4" w:uiPriority="47"/>
+    <w:lsdException w:name="List Table 3 Accent 4" w:uiPriority="48"/>
+    <w:lsdException w:name="List Table 4 Accent 4" w:uiPriority="49"/>
+    <w:lsdException w:name="List Table 5 Dark Accent 4" w:uiPriority="50"/>
+    <w:lsdException w:name="List Table 6 Colorful Accent 4" w:uiPriority="51"/>
+    <w:lsdException w:name="List Table 7 Colorful Accent 4" w:uiPriority="52"/>
+    <w:lsdException w:name="List Table 1 Light Accent 5" w:uiPriority="46"/>
+    <w:lsdException w:name="List Table 2 Accent 5" w:uiPriority="47"/>
+    <w:lsdException w:name="List Table 3 Accent 5" w:uiPriority="48"/>
+    <w:lsdException w:name="List Table 4 Accent 5" w:uiPriority="49"/>
+    <w:lsdException w:name="List Table 5 Dark Accent 5" w:uiPriority="50"/>
+    <w:lsdException w:name="List Table 6 Colorful Accent 5" w:uiPriority="51"/>
+    <w:lsdException w:name="List Table 7 Colorful Accent 5" w:uiPriority="52"/>
+    <w:lsdException w:name="List Table 1 Light Accent 6" w:uiPriority="46"/>
+    <w:lsdException w:name="List Table 2 Accent 6" w:uiPriority="47"/>
+    <w:lsdException w:name="List Table 3 Accent 6" w:uiPriority="48"/>
+    <w:lsdException w:name="List Table 4 Accent 6" w:uiPriority="49"/>
+    <w:lsdException w:name="List Table 5 Dark Accent 6" w:uiPriority="50"/>
+    <w:lsdException w:name="List Table 6 Colorful Accent 6" w:uiPriority="51"/>
+    <w:lsdException w:name="List Table 7 Colorful Accent 6" w:uiPriority="52"/>
+    <w:lsdException w:name="Mention" w:semiHidden="1" w:unhideWhenUsed="1"/>
+    <w:lsdException w:name="Smart Hyperlink" w:semiHidden="1" w:unhideWhenUsed="1"/>
+    <w:lsdException w:name="Hashtag" w:semiHidden="1" w:unhideWhenUsed="1"/>
+    <w:lsdException w:name="Unresolved Mention" w:semiHidden="1" w:unhideWhenUsed="1"/>
+    <w:lsdException w:name="Smart Link" w:semiHidden="1" w:unhideWhenUsed="1"/>
   </w:latentStyles>
   <w:style w:type="paragraph" w:default="1" w:styleId="Normal">
     <w:name w:val="Normal"/>

--- a/APLOS/POPResources/Templates/Fs202022English.docx
+++ b/APLOS/POPResources/Templates/Fs202022English.docx
@@ -851,8 +851,28 @@
                 <w:szCs w:val="18"/>
                 <w:lang w:bidi="bn-IN"/>
               </w:rPr>
-              <w:t>Last Day Date</w:t>
-            </w:r>
+              <w:t xml:space="preserve">Last Day </w:t>
+            </w:r>
+            <w:proofErr w:type="spellStart"/>
+            <w:r>
+              <w:rPr>
+                <w:rFonts w:ascii="Kalpurush" w:hAnsi="Kalpurush" w:cs="Kalpurush"/>
+                <w:sz w:val="18"/>
+                <w:szCs w:val="18"/>
+                <w:lang w:bidi="bn-IN"/>
+              </w:rPr>
+              <w:t>Da</w:t>
+            </w:r>
+            <w:r>
+              <w:rPr>
+                <w:rFonts w:ascii="Kalpurush" w:hAnsi="Kalpurush" w:cs="Kalpurush"/>
+                <w:sz w:val="18"/>
+                <w:szCs w:val="18"/>
+                <w:lang w:bidi="bn-IN"/>
+              </w:rPr>
+              <w:t>y</w:t>
+            </w:r>
+            <w:proofErr w:type="spellEnd"/>
           </w:p>
         </w:tc>
         <w:tc>
@@ -2116,7 +2136,7 @@
         </w:tc>
         <w:tc>
           <w:tcPr>
-            <w:tcW w:w="917" w:type="dxa"/>
+            <w:tcW w:w="1344" w:type="dxa"/>
           </w:tcPr>
           <w:p>
             <w:pPr>
@@ -2197,7 +2217,7 @@
         </w:tc>
         <w:tc>
           <w:tcPr>
-            <w:tcW w:w="917" w:type="dxa"/>
+            <w:tcW w:w="1344" w:type="dxa"/>
           </w:tcPr>
           <w:p>
             <w:pPr>
@@ -2278,7 +2298,7 @@
         </w:tc>
         <w:tc>
           <w:tcPr>
-            <w:tcW w:w="917" w:type="dxa"/>
+            <w:tcW w:w="1344" w:type="dxa"/>
           </w:tcPr>
           <w:p>
             <w:pPr>
@@ -2505,7 +2525,7 @@
         </w:tc>
         <w:tc>
           <w:tcPr>
-            <w:tcW w:w="917" w:type="dxa"/>
+            <w:tcW w:w="1344" w:type="dxa"/>
           </w:tcPr>
           <w:p>
             <w:pPr>
@@ -2613,7 +2633,7 @@
         </w:tc>
         <w:tc>
           <w:tcPr>
-            <w:tcW w:w="917" w:type="dxa"/>
+            <w:tcW w:w="1344" w:type="dxa"/>
           </w:tcPr>
           <w:p>
             <w:pPr>
@@ -2659,212 +2679,6 @@
                 <w:szCs w:val="18"/>
               </w:rPr>
               <w:t>}</w:t>
-            </w:r>
-          </w:p>
-        </w:tc>
-      </w:tr>
-    </w:tbl>
-    <w:tbl>
-      <w:tblPr>
-        <w:tblStyle w:val="TableGrid"/>
-        <w:tblpPr w:leftFromText="180" w:rightFromText="180" w:vertAnchor="text" w:horzAnchor="page" w:tblpX="6840" w:tblpY="212"/>
-        <w:tblW w:w="4248" w:type="dxa"/>
-        <w:tblLayout w:type="fixed"/>
-        <w:tblLook w:val="04A0" w:firstRow="1" w:lastRow="0" w:firstColumn="1" w:lastColumn="0" w:noHBand="0" w:noVBand="1"/>
-      </w:tblPr>
-      <w:tblGrid>
-        <w:gridCol w:w="4248"/>
-      </w:tblGrid>
-      <w:tr>
-        <w:trPr>
-          <w:trHeight w:val="782"/>
-        </w:trPr>
-        <w:tc>
-          <w:tcPr>
-            <w:tcW w:w="4248" w:type="dxa"/>
-            <w:tcBorders>
-              <w:left w:val="single" w:sz="4" w:space="0" w:color="auto"/>
-            </w:tcBorders>
-          </w:tcPr>
-          <w:p>
-            <w:pPr>
-              <w:pStyle w:val="BodyText"/>
-              <w:spacing w:after="240"/>
-              <w:jc w:val="both"/>
-              <w:rPr>
-                <w:rFonts w:ascii="Kalpurush" w:hAnsi="Kalpurush" w:cs="Kalpurush"/>
-                <w:sz w:val="18"/>
-                <w:szCs w:val="18"/>
-                <w:lang w:bidi="bn-IN"/>
-              </w:rPr>
-            </w:pPr>
-            <w:r>
-              <w:rPr>
-                <w:rFonts w:ascii="Kalpurush" w:hAnsi="Kalpurush" w:cs="Kalpurush"/>
-                <w:sz w:val="18"/>
-                <w:szCs w:val="18"/>
-                <w:lang w:bidi="bn-IN"/>
-              </w:rPr>
-              <w:t xml:space="preserve">I </w:t>
-            </w:r>
-            <w:r>
-              <w:rPr>
-                <w:rFonts w:ascii="Kalpurush" w:hAnsi="Kalpurush" w:cs="Kalpurush"/>
-                <w:b/>
-                <w:sz w:val="18"/>
-                <w:szCs w:val="18"/>
-                <w:lang w:bidi="bn-IN"/>
-              </w:rPr>
-              <w:t>{</w:t>
-            </w:r>
-            <w:proofErr w:type="spellStart"/>
-            <w:r>
-              <w:rPr>
-                <w:rFonts w:ascii="Kalpurush" w:hAnsi="Kalpurush" w:cs="Kalpurush"/>
-                <w:b/>
-                <w:sz w:val="18"/>
-                <w:szCs w:val="18"/>
-                <w:lang w:bidi="bn-IN"/>
-              </w:rPr>
-              <w:t>EmployeeName</w:t>
-            </w:r>
-            <w:proofErr w:type="spellEnd"/>
-            <w:r>
-              <w:rPr>
-                <w:rFonts w:ascii="Kalpurush" w:hAnsi="Kalpurush" w:cs="Kalpurush"/>
-                <w:b/>
-                <w:sz w:val="18"/>
-                <w:szCs w:val="18"/>
-                <w:lang w:bidi="bn-IN"/>
-              </w:rPr>
-              <w:t>}</w:t>
-            </w:r>
-            <w:r>
-              <w:rPr>
-                <w:rFonts w:ascii="Kalpurush" w:hAnsi="Kalpurush" w:cs="Kalpurush"/>
-                <w:sz w:val="18"/>
-                <w:szCs w:val="18"/>
-                <w:lang w:bidi="bn-IN"/>
-              </w:rPr>
-              <w:t xml:space="preserve"> understood my final settlement and all due from this organization. I have no other financial transactions or claims with this organization.</w:t>
-            </w:r>
-          </w:p>
-        </w:tc>
-      </w:tr>
-      <w:tr>
-        <w:trPr>
-          <w:trHeight w:val="312"/>
-        </w:trPr>
-        <w:tc>
-          <w:tcPr>
-            <w:tcW w:w="4248" w:type="dxa"/>
-            <w:vMerge w:val="restart"/>
-            <w:tcBorders>
-              <w:left w:val="single" w:sz="4" w:space="0" w:color="auto"/>
-            </w:tcBorders>
-          </w:tcPr>
-          <w:p>
-            <w:pPr>
-              <w:pStyle w:val="BodyText"/>
-              <w:rPr>
-                <w:rFonts w:ascii="Kalpurush" w:hAnsi="Kalpurush" w:cs="Kalpurush"/>
-                <w:sz w:val="18"/>
-                <w:szCs w:val="18"/>
-                <w:lang w:bidi="bn-IN"/>
-              </w:rPr>
-            </w:pPr>
-          </w:p>
-          <w:p>
-            <w:pPr>
-              <w:pStyle w:val="BodyText"/>
-              <w:rPr>
-                <w:rFonts w:ascii="Kalpurush" w:hAnsi="Kalpurush" w:cs="Kalpurush"/>
-                <w:sz w:val="18"/>
-                <w:szCs w:val="18"/>
-                <w:lang w:bidi="bn-IN"/>
-              </w:rPr>
-            </w:pPr>
-          </w:p>
-        </w:tc>
-      </w:tr>
-      <w:tr>
-        <w:trPr>
-          <w:trHeight w:val="284"/>
-        </w:trPr>
-        <w:tc>
-          <w:tcPr>
-            <w:tcW w:w="4248" w:type="dxa"/>
-            <w:vMerge/>
-            <w:tcBorders>
-              <w:left w:val="single" w:sz="4" w:space="0" w:color="auto"/>
-            </w:tcBorders>
-          </w:tcPr>
-          <w:p>
-            <w:pPr>
-              <w:pStyle w:val="BodyText"/>
-              <w:rPr>
-                <w:rFonts w:ascii="Kalpurush" w:hAnsi="Kalpurush" w:cs="Kalpurush"/>
-                <w:sz w:val="18"/>
-                <w:szCs w:val="18"/>
-                <w:lang w:bidi="bn-IN"/>
-              </w:rPr>
-            </w:pPr>
-          </w:p>
-        </w:tc>
-      </w:tr>
-      <w:tr>
-        <w:tc>
-          <w:tcPr>
-            <w:tcW w:w="4248" w:type="dxa"/>
-          </w:tcPr>
-          <w:p>
-            <w:pPr>
-              <w:pStyle w:val="BodyText"/>
-              <w:rPr>
-                <w:rFonts w:ascii="Kalpurush" w:hAnsi="Kalpurush" w:cs="Kalpurush"/>
-                <w:sz w:val="18"/>
-                <w:szCs w:val="18"/>
-                <w:lang w:bidi="bn-IN"/>
-              </w:rPr>
-            </w:pPr>
-          </w:p>
-          <w:p>
-            <w:pPr>
-              <w:pStyle w:val="BodyText"/>
-              <w:jc w:val="center"/>
-              <w:rPr>
-                <w:rFonts w:ascii="Kalpurush" w:hAnsi="Kalpurush" w:cs="Kalpurush"/>
-                <w:sz w:val="18"/>
-                <w:szCs w:val="18"/>
-                <w:lang w:bidi="bn-IN"/>
-              </w:rPr>
-            </w:pPr>
-            <w:r>
-              <w:rPr>
-                <w:rFonts w:ascii="Kalpurush" w:hAnsi="Kalpurush" w:cs="Kalpurush"/>
-                <w:sz w:val="18"/>
-                <w:szCs w:val="18"/>
-                <w:lang w:bidi="bn-IN"/>
-              </w:rPr>
-              <w:t>Sig</w:t>
-            </w:r>
-            <w:r>
-              <w:rPr>
-                <w:rFonts w:ascii="Kalpurush" w:hAnsi="Kalpurush" w:cs="Kalpurush"/>
-                <w:sz w:val="18"/>
-                <w:szCs w:val="18"/>
-                <w:lang w:bidi="bn-IN"/>
-              </w:rPr>
-              <w:t>nature and tips of the worker/</w:t>
-            </w:r>
-            <w:r>
-              <w:rPr>
-                <w:rFonts w:ascii="Kalpurush" w:hAnsi="Kalpurush" w:cs="Kalpurush"/>
-                <w:sz w:val="18"/>
-                <w:szCs w:val="18"/>
-                <w:lang w:bidi="bn-IN"/>
-              </w:rPr>
-              <w:t>employee</w:t>
             </w:r>
           </w:p>
         </w:tc>
@@ -2968,6 +2782,17 @@
           <w:lang w:bidi="bn-IN"/>
         </w:rPr>
       </w:pPr>
+    </w:p>
+    <w:p>
+      <w:pPr>
+        <w:pStyle w:val="BodyText"/>
+        <w:rPr>
+          <w:rFonts w:ascii="Kalpurush" w:hAnsi="Kalpurush" w:cs="Kalpurush"/>
+          <w:sz w:val="18"/>
+          <w:szCs w:val="18"/>
+          <w:lang w:bidi="bn-IN"/>
+        </w:rPr>
+      </w:pPr>
       <w:r>
         <w:rPr>
           <w:rFonts w:ascii="Kalpurush" w:hAnsi="Kalpurush" w:cs="Kalpurush"/>
@@ -3051,7 +2876,7 @@
         <w:ind w:firstLine="720"/>
       </w:pPr>
       <w:r>
-        <w:t>Report maker</w:t>
+        <w:t>Prepared By</w:t>
       </w:r>
       <w:r>
         <w:t xml:space="preserve"> </w:t>
@@ -3063,47 +2888,51 @@
         <w:tab/>
       </w:r>
       <w:r>
-        <w:t>General Manager (</w:t>
+        <w:t>Checked By</w:t>
       </w:r>
       <w:r>
-        <w:t>HR/Admin</w:t>
-      </w:r>
-      <w:r>
-        <w:t xml:space="preserve">) </w:t>
+        <w:t xml:space="preserve"> </w:t>
       </w:r>
       <w:r>
         <w:tab/>
       </w:r>
       <w:r>
         <w:tab/>
-        <w:t>Accounts Authority</w:t>
+      </w:r>
+      <w:r>
+        <w:t>Approved By</w:t>
+      </w:r>
+      <w:r>
+        <w:t xml:space="preserve"> </w:t>
+      </w:r>
+      <w:r>
+        <w:tab/>
+      </w:r>
+      <w:r>
+        <w:tab/>
+      </w:r>
+      <w:r>
+        <w:t>Released</w:t>
+      </w:r>
+      <w:r>
+        <w:t xml:space="preserve"> By</w:t>
+      </w:r>
+    </w:p>
+    <w:p>
+      <w:pPr>
+        <w:ind w:firstLine="720"/>
+      </w:pPr>
+      <w:r>
+        <w:t xml:space="preserve">Executive Payroll        Manager Payroll        </w:t>
+      </w:r>
+      <w:r>
+        <w:t xml:space="preserve"> </w:t>
+      </w:r>
+      <w:r>
+        <w:t>VP HR                        DGM Accounts</w:t>
       </w:r>
     </w:p>
     <w:p/>
-    <w:p>
-      <w:r>
-        <w:rPr>
-          <w:b/>
-          <w:bCs/>
-        </w:rPr>
-        <w:t>In Other Earning</w:t>
-      </w:r>
-      <w:r>
-        <w:t xml:space="preserve"> – First Retained Earning, then Notice Period (along with days in bracket), then dynamic entry</w:t>
-      </w:r>
-    </w:p>
-    <w:p>
-      <w:r>
-        <w:rPr>
-          <w:b/>
-          <w:bCs/>
-        </w:rPr>
-        <w:t>In Other Deduction</w:t>
-      </w:r>
-      <w:r>
-        <w:t xml:space="preserve"> – First Leave Encashment Recovery (along with days in bracket), Notice Period (along with days in bracket), then dynamic entry</w:t>
-      </w:r>
-    </w:p>
     <w:sectPr>
       <w:headerReference w:type="even" r:id="rId7"/>
       <w:headerReference w:type="default" r:id="rId8"/>
@@ -3333,7 +3162,7 @@
         <w:szCs w:val="16"/>
         <w:cs/>
       </w:rPr>
-      <w:t>======================================</w:t>
+      <w:t>==============================</w:t>
     </w:r>
   </w:p>
   <w:p>
@@ -3543,7 +3372,7 @@
     <w:lsdException w:name="Table Web 2" w:semiHidden="1" w:unhideWhenUsed="1"/>
     <w:lsdException w:name="Table Web 3" w:semiHidden="1" w:unhideWhenUsed="1"/>
     <w:lsdException w:name="Balloon Text" w:semiHidden="1" w:unhideWhenUsed="1"/>
-    <w:lsdException w:name="Table Grid" w:semiHidden="1" w:uiPriority="39" w:unhideWhenUsed="1"/>
+    <w:lsdException w:name="Table Grid" w:uiPriority="39"/>
     <w:lsdException w:name="Table Theme" w:semiHidden="1" w:unhideWhenUsed="1"/>
     <w:lsdException w:name="Placeholder Text" w:semiHidden="1"/>
     <w:lsdException w:name="No Spacing" w:uiPriority="1" w:qFormat="1"/>

--- a/APLOS/POPResources/Templates/Fs202022English.docx
+++ b/APLOS/POPResources/Templates/Fs202022English.docx
@@ -100,7 +100,6 @@
               </w:rPr>
               <w:t>{</w:t>
             </w:r>
-            <w:proofErr w:type="spellStart"/>
             <w:r>
               <w:rPr>
                 <w:rFonts w:ascii="Kalpurush" w:eastAsiaTheme="minorHAnsi" w:hAnsi="Kalpurush" w:cs="Kalpurush"/>
@@ -113,7 +112,6 @@
               </w:rPr>
               <w:t>EmployeeCode</w:t>
             </w:r>
-            <w:proofErr w:type="spellEnd"/>
             <w:r>
               <w:rPr>
                 <w:rFonts w:ascii="Kalpurush" w:hAnsi="Kalpurush" w:cs="Kalpurush"/>
@@ -179,7 +177,6 @@
               </w:rPr>
               <w:t>{</w:t>
             </w:r>
-            <w:proofErr w:type="spellStart"/>
             <w:r>
               <w:rPr>
                 <w:rFonts w:ascii="Kalpurush" w:eastAsiaTheme="minorHAnsi" w:hAnsi="Kalpurush" w:cs="Kalpurush"/>
@@ -192,7 +189,6 @@
               </w:rPr>
               <w:t>GrossAmount</w:t>
             </w:r>
-            <w:proofErr w:type="spellEnd"/>
             <w:r>
               <w:rPr>
                 <w:rFonts w:ascii="Kalpurush" w:hAnsi="Kalpurush" w:cs="Kalpurush"/>
@@ -387,7 +383,6 @@
               </w:rPr>
               <w:t>{</w:t>
             </w:r>
-            <w:proofErr w:type="spellStart"/>
             <w:r>
               <w:rPr>
                 <w:rFonts w:ascii="Kalpurush" w:eastAsiaTheme="minorHAnsi" w:hAnsi="Kalpurush" w:cs="Kalpurush"/>
@@ -400,7 +395,6 @@
               </w:rPr>
               <w:t>BasicAmount</w:t>
             </w:r>
-            <w:proofErr w:type="spellEnd"/>
             <w:r>
               <w:rPr>
                 <w:rFonts w:ascii="Kalpurush" w:hAnsi="Kalpurush" w:cs="Kalpurush"/>
@@ -622,7 +616,6 @@
               </w:rPr>
               <w:t>{</w:t>
             </w:r>
-            <w:proofErr w:type="spellStart"/>
             <w:r>
               <w:rPr>
                 <w:rFonts w:ascii="Kalpurush" w:eastAsiaTheme="minorHAnsi" w:hAnsi="Kalpurush" w:cs="Kalpurush"/>
@@ -635,7 +628,6 @@
               </w:rPr>
               <w:t>SalaryRate</w:t>
             </w:r>
-            <w:proofErr w:type="spellEnd"/>
             <w:r>
               <w:rPr>
                 <w:rFonts w:ascii="Kalpurush" w:hAnsi="Kalpurush" w:cs="Kalpurush"/>
@@ -725,7 +717,6 @@
               </w:rPr>
               <w:t>{</w:t>
             </w:r>
-            <w:proofErr w:type="spellStart"/>
             <w:r>
               <w:rPr>
                 <w:rFonts w:ascii="Kalpurush" w:eastAsiaTheme="minorHAnsi" w:hAnsi="Kalpurush" w:cs="Kalpurush"/>
@@ -738,7 +729,6 @@
               </w:rPr>
               <w:t>FinalSettlementDate</w:t>
             </w:r>
-            <w:proofErr w:type="spellEnd"/>
             <w:r>
               <w:rPr>
                 <w:rFonts w:ascii="Kalpurush" w:hAnsi="Kalpurush" w:cs="Kalpurush"/>
@@ -851,17 +841,25 @@
                 <w:szCs w:val="18"/>
                 <w:lang w:bidi="bn-IN"/>
               </w:rPr>
-              <w:t xml:space="preserve">Last Day </w:t>
-            </w:r>
-            <w:proofErr w:type="spellStart"/>
-            <w:r>
-              <w:rPr>
-                <w:rFonts w:ascii="Kalpurush" w:hAnsi="Kalpurush" w:cs="Kalpurush"/>
-                <w:sz w:val="18"/>
-                <w:szCs w:val="18"/>
-                <w:lang w:bidi="bn-IN"/>
-              </w:rPr>
-              <w:t>Da</w:t>
+              <w:t xml:space="preserve">Last </w:t>
+            </w:r>
+            <w:r>
+              <w:rPr>
+                <w:rFonts w:ascii="Kalpurush" w:hAnsi="Kalpurush" w:cs="Kalpurush"/>
+                <w:sz w:val="18"/>
+                <w:szCs w:val="18"/>
+                <w:lang w:bidi="bn-IN"/>
+              </w:rPr>
+              <w:t>P</w:t>
+            </w:r>
+            <w:r>
+              <w:rPr>
+                <w:rFonts w:ascii="Kalpurush" w:hAnsi="Kalpurush" w:cs="Kalpurush"/>
+                <w:sz w:val="18"/>
+                <w:szCs w:val="18"/>
+                <w:lang w:bidi="bn-IN"/>
+              </w:rPr>
+              <w:t>ay Da</w:t>
             </w:r>
             <w:r>
               <w:rPr>
@@ -872,7 +870,6 @@
               </w:rPr>
               <w:t>y</w:t>
             </w:r>
-            <w:proofErr w:type="spellEnd"/>
           </w:p>
         </w:tc>
         <w:tc>
@@ -898,84 +895,61 @@
                 <w:szCs w:val="18"/>
                 <w:lang w:bidi="bn-IN"/>
               </w:rPr>
+              <w:t>{LastPayDate}</w:t>
+            </w:r>
+          </w:p>
+        </w:tc>
+        <w:tc>
+          <w:tcPr>
+            <w:tcW w:w="1506" w:type="dxa"/>
+          </w:tcPr>
+          <w:p>
+            <w:pPr>
+              <w:pStyle w:val="BodyText"/>
+              <w:rPr>
+                <w:rFonts w:ascii="Kalpurush" w:hAnsi="Kalpurush" w:cs="Kalpurush"/>
+                <w:sz w:val="18"/>
+                <w:szCs w:val="18"/>
+                <w:lang w:bidi="bn-IN"/>
+              </w:rPr>
+            </w:pPr>
+            <w:r>
+              <w:rPr>
+                <w:rFonts w:ascii="Kalpurush" w:hAnsi="Kalpurush" w:cs="Kalpurush" w:hint="cs"/>
+                <w:sz w:val="18"/>
+                <w:szCs w:val="18"/>
+                <w:cs/>
+                <w:lang w:bidi="bn-IN"/>
+              </w:rPr>
+              <w:t>Duration of Job</w:t>
+            </w:r>
+          </w:p>
+        </w:tc>
+        <w:tc>
+          <w:tcPr>
+            <w:tcW w:w="2724" w:type="dxa"/>
+          </w:tcPr>
+          <w:p>
+            <w:pPr>
+              <w:pStyle w:val="BodyText"/>
+              <w:rPr>
+                <w:rFonts w:ascii="Kalpurush" w:hAnsi="Kalpurush" w:cs="Kalpurush"/>
+                <w:bCs/>
+                <w:sz w:val="18"/>
+                <w:szCs w:val="18"/>
+                <w:lang w:bidi="bn-IN"/>
+              </w:rPr>
+            </w:pPr>
+            <w:r>
+              <w:rPr>
+                <w:rFonts w:ascii="Kalpurush" w:eastAsia="SolaimanLipi" w:hAnsi="Kalpurush" w:cs="Kalpurush"/>
+                <w:bCs/>
+                <w:sz w:val="18"/>
+                <w:szCs w:val="18"/>
+                <w:lang w:bidi="bn-IN"/>
+              </w:rPr>
               <w:t>{</w:t>
             </w:r>
-            <w:proofErr w:type="spellStart"/>
-            <w:r>
-              <w:rPr>
-                <w:rFonts w:ascii="Kalpurush" w:hAnsi="Kalpurush" w:cs="Kalpurush"/>
-                <w:bCs/>
-                <w:sz w:val="18"/>
-                <w:szCs w:val="18"/>
-                <w:lang w:bidi="bn-IN"/>
-              </w:rPr>
-              <w:t>LastPayDate</w:t>
-            </w:r>
-            <w:proofErr w:type="spellEnd"/>
-            <w:r>
-              <w:rPr>
-                <w:rFonts w:ascii="Kalpurush" w:hAnsi="Kalpurush" w:cs="Kalpurush"/>
-                <w:bCs/>
-                <w:sz w:val="18"/>
-                <w:szCs w:val="18"/>
-                <w:lang w:bidi="bn-IN"/>
-              </w:rPr>
-              <w:t>}</w:t>
-            </w:r>
-          </w:p>
-        </w:tc>
-        <w:tc>
-          <w:tcPr>
-            <w:tcW w:w="1506" w:type="dxa"/>
-          </w:tcPr>
-          <w:p>
-            <w:pPr>
-              <w:pStyle w:val="BodyText"/>
-              <w:rPr>
-                <w:rFonts w:ascii="Kalpurush" w:hAnsi="Kalpurush" w:cs="Kalpurush"/>
-                <w:sz w:val="18"/>
-                <w:szCs w:val="18"/>
-                <w:lang w:bidi="bn-IN"/>
-              </w:rPr>
-            </w:pPr>
-            <w:r>
-              <w:rPr>
-                <w:rFonts w:ascii="Kalpurush" w:hAnsi="Kalpurush" w:cs="Kalpurush" w:hint="cs"/>
-                <w:sz w:val="18"/>
-                <w:szCs w:val="18"/>
-                <w:cs/>
-                <w:lang w:bidi="bn-IN"/>
-              </w:rPr>
-              <w:t>Duration of Job</w:t>
-            </w:r>
-          </w:p>
-        </w:tc>
-        <w:tc>
-          <w:tcPr>
-            <w:tcW w:w="2724" w:type="dxa"/>
-          </w:tcPr>
-          <w:p>
-            <w:pPr>
-              <w:pStyle w:val="BodyText"/>
-              <w:rPr>
-                <w:rFonts w:ascii="Kalpurush" w:hAnsi="Kalpurush" w:cs="Kalpurush"/>
-                <w:bCs/>
-                <w:sz w:val="18"/>
-                <w:szCs w:val="18"/>
-                <w:lang w:bidi="bn-IN"/>
-              </w:rPr>
-            </w:pPr>
-            <w:r>
-              <w:rPr>
-                <w:rFonts w:ascii="Kalpurush" w:eastAsia="SolaimanLipi" w:hAnsi="Kalpurush" w:cs="Kalpurush"/>
-                <w:bCs/>
-                <w:sz w:val="18"/>
-                <w:szCs w:val="18"/>
-                <w:lang w:bidi="bn-IN"/>
-              </w:rPr>
-              <w:t>{</w:t>
-            </w:r>
-            <w:proofErr w:type="spellStart"/>
             <w:r>
               <w:rPr>
                 <w:rFonts w:ascii="Kalpurush" w:eastAsia="Calibri" w:hAnsi="Kalpurush" w:cs="Kalpurush"/>
@@ -988,7 +962,6 @@
               </w:rPr>
               <w:t>TenureYearNo</w:t>
             </w:r>
-            <w:proofErr w:type="spellEnd"/>
             <w:r>
               <w:rPr>
                 <w:rFonts w:ascii="Kalpurush" w:eastAsia="SolaimanLipi" w:hAnsi="Kalpurush" w:cs="Kalpurush"/>
@@ -1029,7 +1002,6 @@
               </w:rPr>
               <w:t>{</w:t>
             </w:r>
-            <w:proofErr w:type="spellStart"/>
             <w:r>
               <w:rPr>
                 <w:rFonts w:ascii="Kalpurush" w:eastAsia="Calibri" w:hAnsi="Kalpurush" w:cs="Kalpurush"/>
@@ -1042,7 +1014,6 @@
               </w:rPr>
               <w:t>TenureMonthNo</w:t>
             </w:r>
-            <w:proofErr w:type="spellEnd"/>
             <w:r>
               <w:rPr>
                 <w:rFonts w:ascii="Kalpurush" w:hAnsi="Kalpurush" w:cs="Kalpurush"/>
@@ -1073,7 +1044,6 @@
               </w:rPr>
               <w:t xml:space="preserve"> {</w:t>
             </w:r>
-            <w:proofErr w:type="spellStart"/>
             <w:r>
               <w:rPr>
                 <w:rFonts w:ascii="Kalpurush" w:eastAsia="Calibri" w:hAnsi="Kalpurush" w:cs="Kalpurush"/>
@@ -1085,7 +1055,6 @@
               </w:rPr>
               <w:t>TenureDayNo</w:t>
             </w:r>
-            <w:proofErr w:type="spellEnd"/>
             <w:r>
               <w:rPr>
                 <w:rFonts w:ascii="Kalpurush" w:hAnsi="Kalpurush" w:cs="Kalpurush"/>
@@ -1340,7 +1309,6 @@
               </w:rPr>
               <w:t>{</w:t>
             </w:r>
-            <w:proofErr w:type="spellStart"/>
             <w:r>
               <w:rPr>
                 <w:rFonts w:ascii="Kalpurush" w:hAnsi="Kalpurush" w:cs="Kalpurush"/>
@@ -1350,7 +1318,6 @@
               </w:rPr>
               <w:t>SeparationType</w:t>
             </w:r>
-            <w:proofErr w:type="spellEnd"/>
             <w:r>
               <w:rPr>
                 <w:rFonts w:ascii="Kalpurush" w:hAnsi="Kalpurush" w:cs="Kalpurush"/>
@@ -1388,7 +1355,6 @@
               </w:rPr>
               <w:t>{</w:t>
             </w:r>
-            <w:proofErr w:type="spellStart"/>
             <w:r>
               <w:rPr>
                 <w:rFonts w:ascii="Kalpurush" w:hAnsi="Kalpurush" w:cs="Kalpurush"/>
@@ -1405,17 +1371,7 @@
                 <w:sz w:val="18"/>
                 <w:szCs w:val="18"/>
               </w:rPr>
-              <w:t>Day</w:t>
-            </w:r>
-            <w:proofErr w:type="spellEnd"/>
-            <w:r>
-              <w:rPr>
-                <w:rFonts w:ascii="Kalpurush" w:hAnsi="Kalpurush" w:cs="Kalpurush"/>
-                <w:bCs/>
-                <w:sz w:val="18"/>
-                <w:szCs w:val="18"/>
-              </w:rPr>
-              <w:t xml:space="preserve">} </w:t>
+              <w:t xml:space="preserve">Day} </w:t>
             </w:r>
             <w:r>
               <w:rPr>
@@ -1457,7 +1413,6 @@
               </w:rPr>
               <w:t>{</w:t>
             </w:r>
-            <w:proofErr w:type="spellStart"/>
             <w:r>
               <w:rPr>
                 <w:rFonts w:ascii="Kalpurush" w:hAnsi="Kalpurush" w:cs="Kalpurush"/>
@@ -1478,7 +1433,6 @@
               </w:rPr>
               <w:t>Rate</w:t>
             </w:r>
-            <w:proofErr w:type="spellEnd"/>
             <w:r>
               <w:rPr>
                 <w:rFonts w:ascii="Kalpurush" w:hAnsi="Kalpurush" w:cs="Kalpurush"/>
@@ -1517,7 +1471,6 @@
               </w:rPr>
               <w:t>{</w:t>
             </w:r>
-            <w:proofErr w:type="spellStart"/>
             <w:r>
               <w:rPr>
                 <w:rFonts w:ascii="Kalpurush" w:hAnsi="Kalpurush" w:cs="Kalpurush"/>
@@ -1538,7 +1491,6 @@
               </w:rPr>
               <w:t>Amount</w:t>
             </w:r>
-            <w:proofErr w:type="spellEnd"/>
             <w:r>
               <w:rPr>
                 <w:rFonts w:ascii="Kalpurush" w:hAnsi="Kalpurush" w:cs="Kalpurush"/>
@@ -1630,7 +1582,6 @@
               </w:rPr>
               <w:t>{</w:t>
             </w:r>
-            <w:proofErr w:type="spellStart"/>
             <w:r>
               <w:rPr>
                 <w:rFonts w:ascii="Kalpurush" w:eastAsiaTheme="minorHAnsi" w:hAnsi="Kalpurush" w:cs="Kalpurush"/>
@@ -1641,7 +1592,6 @@
               </w:rPr>
               <w:t>LvEncashmentDayNo</w:t>
             </w:r>
-            <w:proofErr w:type="spellEnd"/>
             <w:r>
               <w:rPr>
                 <w:rFonts w:ascii="Kalpurush" w:hAnsi="Kalpurush" w:cs="Kalpurush"/>
@@ -1684,53 +1634,34 @@
                 <w:sz w:val="18"/>
                 <w:szCs w:val="18"/>
               </w:rPr>
+              <w:t>{LvEncashmentRateAmount}</w:t>
+            </w:r>
+          </w:p>
+        </w:tc>
+        <w:tc>
+          <w:tcPr>
+            <w:tcW w:w="1800" w:type="dxa"/>
+          </w:tcPr>
+          <w:p>
+            <w:pPr>
+              <w:pStyle w:val="BodyText"/>
+              <w:jc w:val="right"/>
+              <w:rPr>
+                <w:rFonts w:ascii="Kalpurush" w:hAnsi="Kalpurush" w:cs="Kalpurush"/>
+                <w:bCs/>
+                <w:sz w:val="18"/>
+                <w:szCs w:val="18"/>
+              </w:rPr>
+            </w:pPr>
+            <w:r>
+              <w:rPr>
+                <w:rFonts w:ascii="Kalpurush" w:eastAsia="SolaimanLipi" w:hAnsi="Kalpurush" w:cs="Kalpurush"/>
+                <w:bCs/>
+                <w:sz w:val="18"/>
+                <w:szCs w:val="18"/>
+              </w:rPr>
               <w:t>{</w:t>
             </w:r>
-            <w:proofErr w:type="spellStart"/>
-            <w:r>
-              <w:rPr>
-                <w:rFonts w:ascii="Kalpurush" w:hAnsi="Kalpurush" w:cs="Kalpurush"/>
-                <w:sz w:val="18"/>
-                <w:szCs w:val="18"/>
-              </w:rPr>
-              <w:t>LvEncashmentRateAmount</w:t>
-            </w:r>
-            <w:proofErr w:type="spellEnd"/>
-            <w:r>
-              <w:rPr>
-                <w:rFonts w:ascii="Kalpurush" w:hAnsi="Kalpurush" w:cs="Kalpurush"/>
-                <w:sz w:val="18"/>
-                <w:szCs w:val="18"/>
-              </w:rPr>
-              <w:t>}</w:t>
-            </w:r>
-          </w:p>
-        </w:tc>
-        <w:tc>
-          <w:tcPr>
-            <w:tcW w:w="1800" w:type="dxa"/>
-          </w:tcPr>
-          <w:p>
-            <w:pPr>
-              <w:pStyle w:val="BodyText"/>
-              <w:jc w:val="right"/>
-              <w:rPr>
-                <w:rFonts w:ascii="Kalpurush" w:hAnsi="Kalpurush" w:cs="Kalpurush"/>
-                <w:bCs/>
-                <w:sz w:val="18"/>
-                <w:szCs w:val="18"/>
-              </w:rPr>
-            </w:pPr>
-            <w:r>
-              <w:rPr>
-                <w:rFonts w:ascii="Kalpurush" w:eastAsia="SolaimanLipi" w:hAnsi="Kalpurush" w:cs="Kalpurush"/>
-                <w:bCs/>
-                <w:sz w:val="18"/>
-                <w:szCs w:val="18"/>
-              </w:rPr>
-              <w:t>{</w:t>
-            </w:r>
-            <w:proofErr w:type="spellStart"/>
             <w:r>
               <w:rPr>
                 <w:rFonts w:ascii="Kalpurush" w:eastAsia="Calibri" w:hAnsi="Kalpurush" w:cs="Kalpurush"/>
@@ -1743,7 +1674,6 @@
               </w:rPr>
               <w:t>LvEncashmentAmount</w:t>
             </w:r>
-            <w:proofErr w:type="spellEnd"/>
             <w:r>
               <w:rPr>
                 <w:rFonts w:ascii="Kalpurush" w:eastAsia="SolaimanLipi" w:hAnsi="Kalpurush" w:cs="Kalpurush"/>
@@ -1822,7 +1752,6 @@
               </w:rPr>
               <w:t>{</w:t>
             </w:r>
-            <w:proofErr w:type="spellStart"/>
             <w:r>
               <w:rPr>
                 <w:rFonts w:ascii="Kalpurush" w:hAnsi="Kalpurush" w:cs="Kalpurush"/>
@@ -1833,7 +1762,6 @@
               </w:rPr>
               <w:t>DOSMonth</w:t>
             </w:r>
-            <w:proofErr w:type="spellEnd"/>
             <w:r>
               <w:rPr>
                 <w:rFonts w:ascii="Kalpurush" w:hAnsi="Kalpurush" w:cs="Kalpurush"/>
@@ -1872,7 +1800,6 @@
               </w:rPr>
               <w:t>{</w:t>
             </w:r>
-            <w:proofErr w:type="spellStart"/>
             <w:r>
               <w:rPr>
                 <w:rFonts w:ascii="Kalpurush" w:eastAsiaTheme="minorHAnsi" w:hAnsi="Kalpurush" w:cs="Kalpurush"/>
@@ -1883,7 +1810,6 @@
               </w:rPr>
               <w:t>LastMonthProcDay</w:t>
             </w:r>
-            <w:proofErr w:type="spellEnd"/>
             <w:r>
               <w:rPr>
                 <w:rFonts w:ascii="Kalpurush" w:hAnsi="Kalpurush" w:cs="Kalpurush"/>
@@ -1935,27 +1861,7 @@
                 <w:sz w:val="18"/>
                 <w:szCs w:val="18"/>
               </w:rPr>
-              <w:t>{</w:t>
-            </w:r>
-            <w:proofErr w:type="spellStart"/>
-            <w:r>
-              <w:rPr>
-                <w:rFonts w:ascii="Kalpurush" w:hAnsi="Kalpurush" w:cs="Kalpurush"/>
-                <w:bCs/>
-                <w:sz w:val="18"/>
-                <w:szCs w:val="18"/>
-              </w:rPr>
-              <w:t>LastMonthNetPayAmount</w:t>
-            </w:r>
-            <w:proofErr w:type="spellEnd"/>
-            <w:r>
-              <w:rPr>
-                <w:rFonts w:ascii="Kalpurush" w:hAnsi="Kalpurush" w:cs="Kalpurush"/>
-                <w:bCs/>
-                <w:sz w:val="18"/>
-                <w:szCs w:val="18"/>
-              </w:rPr>
-              <w:t>}</w:t>
+              <w:t>{LastMonthNetPayAmount}</w:t>
             </w:r>
           </w:p>
         </w:tc>
@@ -2003,7 +1909,6 @@
         </w:rPr>
         <w:t>{</w:t>
       </w:r>
-      <w:proofErr w:type="spellStart"/>
       <w:r>
         <w:rPr>
           <w:rFonts w:ascii="Kalpurush" w:eastAsiaTheme="minorHAnsi" w:hAnsi="Kalpurush" w:cs="Kalpurush"/>
@@ -2013,7 +1918,6 @@
         </w:rPr>
         <w:t>EarningPart</w:t>
       </w:r>
-      <w:proofErr w:type="spellEnd"/>
       <w:r>
         <w:rPr>
           <w:rFonts w:ascii="Kalpurush" w:hAnsi="Kalpurush" w:cs="Kalpurush"/>
@@ -2068,7 +1972,6 @@
         </w:rPr>
         <w:t>{</w:t>
       </w:r>
-      <w:proofErr w:type="spellStart"/>
       <w:r>
         <w:rPr>
           <w:rFonts w:ascii="Kalpurush" w:eastAsiaTheme="minorHAnsi" w:hAnsi="Kalpurush" w:cs="Kalpurush"/>
@@ -2078,7 +1981,6 @@
         </w:rPr>
         <w:t>DedutionPart</w:t>
       </w:r>
-      <w:proofErr w:type="spellEnd"/>
       <w:r>
         <w:rPr>
           <w:rFonts w:ascii="Kalpurush" w:eastAsiaTheme="minorHAnsi" w:hAnsi="Kalpurush" w:cs="Kalpurush"/>
@@ -2159,7 +2061,6 @@
               </w:rPr>
               <w:t>{</w:t>
             </w:r>
-            <w:proofErr w:type="spellStart"/>
             <w:r>
               <w:rPr>
                 <w:rFonts w:ascii="Kalpurush" w:eastAsia="Kalpurush" w:hAnsi="Kalpurush" w:cs="Kalpurush"/>
@@ -2169,7 +2070,6 @@
               </w:rPr>
               <w:t>TotalEarning</w:t>
             </w:r>
-            <w:proofErr w:type="spellEnd"/>
             <w:r>
               <w:rPr>
                 <w:rFonts w:ascii="Kalpurush" w:eastAsia="Kalpurush" w:hAnsi="Kalpurush" w:cs="Kalpurush"/>
@@ -2238,27 +2138,7 @@
                 <w:szCs w:val="18"/>
                 <w:lang w:bidi="bn-IN"/>
               </w:rPr>
-              <w:t>{</w:t>
-            </w:r>
-            <w:proofErr w:type="spellStart"/>
-            <w:r>
-              <w:rPr>
-                <w:rFonts w:ascii="Kalpurush" w:eastAsia="Kalpurush" w:hAnsi="Kalpurush" w:cs="Kalpurush"/>
-                <w:sz w:val="18"/>
-                <w:szCs w:val="18"/>
-                <w:lang w:bidi="bn-IN"/>
-              </w:rPr>
-              <w:t>TotalDeduction</w:t>
-            </w:r>
-            <w:proofErr w:type="spellEnd"/>
-            <w:r>
-              <w:rPr>
-                <w:rFonts w:ascii="Kalpurush" w:eastAsia="Kalpurush" w:hAnsi="Kalpurush" w:cs="Kalpurush"/>
-                <w:sz w:val="18"/>
-                <w:szCs w:val="18"/>
-                <w:lang w:bidi="bn-IN"/>
-              </w:rPr>
-              <w:t>}</w:t>
+              <w:t>{TotalDeduction}</w:t>
             </w:r>
           </w:p>
         </w:tc>
@@ -2344,7 +2224,7 @@
       </w:tr>
       <w:tr>
         <w:trPr>
-          <w:trHeight w:val="336"/>
+          <w:trHeight w:val="363"/>
         </w:trPr>
         <w:tc>
           <w:tcPr>
@@ -2354,6 +2234,14 @@
             <w:pPr>
               <w:pStyle w:val="BodyText"/>
               <w:jc w:val="right"/>
+              <w:rPr>
+                <w:rFonts w:ascii="Kalpurush" w:hAnsi="Kalpurush" w:cs="Kalpurush"/>
+                <w:sz w:val="18"/>
+                <w:szCs w:val="18"/>
+                <w:lang w:bidi="bn-IN"/>
+              </w:rPr>
+            </w:pPr>
+            <w:r>
               <w:rPr>
                 <w:rFonts w:ascii="Kalpurush" w:eastAsiaTheme="minorHAnsi" w:hAnsi="Kalpurush" w:cs="Kalpurush"/>
                 <w:b/>
@@ -2363,236 +2251,8 @@
                 <w:highlight w:val="white"/>
                 <w:lang w:bidi="ar-SA"/>
               </w:rPr>
-            </w:pPr>
-            <w:r>
-              <w:rPr>
-                <w:rFonts w:ascii="Kalpurush" w:hAnsi="Kalpurush" w:cs="Kalpurush"/>
-                <w:sz w:val="18"/>
-                <w:szCs w:val="18"/>
-                <w:cs/>
-                <w:lang w:bidi="bn-IN"/>
-              </w:rPr>
-              <w:t>Gratuity</w:t>
-            </w:r>
-            <w:r>
-              <w:rPr>
-                <w:rFonts w:ascii="Kalpurush" w:hAnsi="Kalpurush" w:cs="Kalpurush"/>
-                <w:sz w:val="18"/>
-                <w:szCs w:val="18"/>
-                <w:cs/>
-                <w:lang w:bidi="bn-IN"/>
-              </w:rPr>
-              <w:t xml:space="preserve"> (</w:t>
-            </w:r>
-            <w:r>
-              <w:rPr>
-                <w:rFonts w:ascii="Kalpurush" w:hAnsi="Kalpurush" w:cs="Kalpurush"/>
-                <w:sz w:val="18"/>
-                <w:szCs w:val="18"/>
-                <w:cs/>
-                <w:lang w:bidi="bn-IN"/>
-              </w:rPr>
-              <w:t xml:space="preserve"> </w:t>
-            </w:r>
-            <w:r>
-              <w:rPr>
-                <w:rFonts w:ascii="Kalpurush" w:hAnsi="Kalpurush" w:cs="Kalpurush"/>
-                <w:bCs/>
-                <w:sz w:val="18"/>
-                <w:szCs w:val="18"/>
-              </w:rPr>
-              <w:t>{</w:t>
-            </w:r>
-            <w:proofErr w:type="spellStart"/>
-            <w:r>
-              <w:rPr>
-                <w:rFonts w:ascii="Kalpurush" w:eastAsiaTheme="minorHAnsi" w:hAnsi="Kalpurush" w:cs="Kalpurush"/>
-                <w:bCs/>
-                <w:color w:val="000000"/>
-                <w:sz w:val="18"/>
-                <w:szCs w:val="18"/>
-                <w:highlight w:val="white"/>
-                <w:lang w:bidi="ar-SA"/>
-              </w:rPr>
-              <w:t>Gratuity</w:t>
-            </w:r>
-            <w:r>
-              <w:rPr>
-                <w:rFonts w:ascii="Kalpurush" w:hAnsi="Kalpurush" w:cs="Kalpurush"/>
-                <w:bCs/>
-                <w:sz w:val="18"/>
-                <w:szCs w:val="18"/>
-              </w:rPr>
-              <w:t>Day</w:t>
-            </w:r>
-            <w:proofErr w:type="spellEnd"/>
-            <w:r>
-              <w:rPr>
-                <w:rFonts w:ascii="Kalpurush" w:hAnsi="Kalpurush" w:cs="Kalpurush"/>
-                <w:bCs/>
-                <w:sz w:val="18"/>
-                <w:szCs w:val="18"/>
-              </w:rPr>
-              <w:t xml:space="preserve">} </w:t>
-            </w:r>
-            <w:r>
-              <w:rPr>
-                <w:rFonts w:ascii="Kalpurush" w:hAnsi="Kalpurush" w:cs="Kalpurush" w:hint="cs"/>
-                <w:sz w:val="18"/>
-                <w:szCs w:val="18"/>
-                <w:cs/>
-                <w:lang w:bidi="bn-IN"/>
-              </w:rPr>
-              <w:t>Day</w:t>
-            </w:r>
-            <w:r>
-              <w:rPr>
-                <w:rFonts w:ascii="Kalpurush" w:hAnsi="Kalpurush" w:cs="Kalpurush"/>
-                <w:sz w:val="18"/>
-                <w:szCs w:val="18"/>
-                <w:cs/>
-                <w:lang w:bidi="bn-IN"/>
-              </w:rPr>
-              <w:t xml:space="preserve"> </w:t>
-            </w:r>
-            <w:r>
-              <w:rPr>
-                <w:rFonts w:ascii="Kalpurush" w:eastAsiaTheme="minorHAnsi" w:hAnsi="Kalpurush" w:cs="Kalpurush"/>
-                <w:color w:val="000000"/>
-                <w:sz w:val="18"/>
-                <w:szCs w:val="18"/>
-                <w:highlight w:val="white"/>
-                <w:lang w:bidi="ar-SA"/>
-              </w:rPr>
-              <w:t>{</w:t>
-            </w:r>
-            <w:proofErr w:type="spellStart"/>
-            <w:r>
-              <w:rPr>
-                <w:rFonts w:ascii="Kalpurush" w:eastAsiaTheme="minorHAnsi" w:hAnsi="Kalpurush" w:cs="Kalpurush"/>
-                <w:bCs/>
-                <w:color w:val="000000"/>
-                <w:sz w:val="18"/>
-                <w:szCs w:val="18"/>
-                <w:highlight w:val="white"/>
-                <w:lang w:bidi="ar-SA"/>
-              </w:rPr>
-              <w:t>Gratuity</w:t>
-            </w:r>
-            <w:r>
-              <w:rPr>
-                <w:rFonts w:ascii="Kalpurush" w:eastAsiaTheme="minorHAnsi" w:hAnsi="Kalpurush" w:cs="Kalpurush"/>
-                <w:color w:val="000000"/>
-                <w:sz w:val="18"/>
-                <w:szCs w:val="18"/>
-                <w:highlight w:val="white"/>
-                <w:lang w:bidi="ar-SA"/>
-              </w:rPr>
-              <w:t>Rate</w:t>
-            </w:r>
-            <w:proofErr w:type="spellEnd"/>
-            <w:r>
-              <w:rPr>
-                <w:rFonts w:ascii="Kalpurush" w:hAnsi="Kalpurush" w:cs="Kalpurush"/>
-                <w:bCs/>
-                <w:sz w:val="18"/>
-                <w:szCs w:val="18"/>
-                <w:lang w:bidi="bn-IN"/>
-              </w:rPr>
-              <w:t>}</w:t>
-            </w:r>
-            <w:r>
-              <w:rPr>
-                <w:rFonts w:ascii="Kalpurush" w:hAnsi="Kalpurush" w:cs="Kalpurush"/>
-                <w:bCs/>
-                <w:sz w:val="18"/>
-                <w:szCs w:val="18"/>
-                <w:lang w:bidi="bn-IN"/>
-              </w:rPr>
-              <w:t xml:space="preserve"> </w:t>
-            </w:r>
-            <w:r>
-              <w:rPr>
-                <w:rFonts w:ascii="Kalpurush" w:hAnsi="Kalpurush" w:cs="Kalpurush"/>
-                <w:sz w:val="18"/>
-                <w:szCs w:val="18"/>
-                <w:cs/>
-                <w:lang w:bidi="bn-IN"/>
-              </w:rPr>
-              <w:t>)</w:t>
-            </w:r>
-          </w:p>
-        </w:tc>
-        <w:tc>
-          <w:tcPr>
-            <w:tcW w:w="1344" w:type="dxa"/>
-          </w:tcPr>
-          <w:p>
-            <w:pPr>
-              <w:pStyle w:val="BodyText"/>
-              <w:jc w:val="right"/>
-              <w:rPr>
-                <w:rFonts w:ascii="Kalpurush" w:hAnsi="Kalpurush" w:cs="Kalpurush"/>
-                <w:b/>
-                <w:color w:val="000000" w:themeColor="text1"/>
-                <w:sz w:val="18"/>
-                <w:szCs w:val="18"/>
-              </w:rPr>
-            </w:pPr>
-            <w:r>
-              <w:rPr>
-                <w:rFonts w:ascii="Kalpurush" w:hAnsi="Kalpurush" w:cs="Kalpurush"/>
-                <w:bCs/>
-                <w:sz w:val="18"/>
-                <w:szCs w:val="18"/>
-              </w:rPr>
-              <w:t>{</w:t>
-            </w:r>
-            <w:proofErr w:type="spellStart"/>
-            <w:r>
-              <w:rPr>
-                <w:rFonts w:ascii="Kalpurush" w:eastAsiaTheme="minorHAnsi" w:hAnsi="Kalpurush" w:cs="Kalpurush"/>
-                <w:bCs/>
-                <w:color w:val="000000"/>
-                <w:sz w:val="18"/>
-                <w:szCs w:val="18"/>
-                <w:highlight w:val="white"/>
-                <w:lang w:bidi="ar-SA"/>
-              </w:rPr>
-              <w:t>GratuityAmount</w:t>
-            </w:r>
-            <w:proofErr w:type="spellEnd"/>
-            <w:r>
-              <w:rPr>
-                <w:rFonts w:ascii="Kalpurush" w:hAnsi="Kalpurush" w:cs="Kalpurush"/>
-                <w:bCs/>
-                <w:sz w:val="18"/>
-                <w:szCs w:val="18"/>
-              </w:rPr>
-              <w:t>}</w:t>
-            </w:r>
-          </w:p>
-        </w:tc>
-      </w:tr>
-      <w:tr>
-        <w:trPr>
-          <w:trHeight w:val="363"/>
-        </w:trPr>
-        <w:tc>
-          <w:tcPr>
-            <w:tcW w:w="4364" w:type="dxa"/>
-          </w:tcPr>
-          <w:p>
-            <w:pPr>
-              <w:pStyle w:val="BodyText"/>
-              <w:jc w:val="right"/>
-              <w:rPr>
-                <w:rFonts w:ascii="Kalpurush" w:hAnsi="Kalpurush" w:cs="Kalpurush"/>
-                <w:sz w:val="18"/>
-                <w:szCs w:val="18"/>
-                <w:lang w:bidi="bn-IN"/>
-              </w:rPr>
-            </w:pPr>
+              <w:t>Net Pay</w:t>
+            </w:r>
             <w:r>
               <w:rPr>
                 <w:rFonts w:ascii="Kalpurush" w:eastAsiaTheme="minorHAnsi" w:hAnsi="Kalpurush" w:cs="Kalpurush"/>
@@ -2603,7 +2263,7 @@
                 <w:highlight w:val="white"/>
                 <w:lang w:bidi="ar-SA"/>
               </w:rPr>
-              <w:t>Net Pay</w:t>
+              <w:t>able</w:t>
             </w:r>
             <w:r>
               <w:rPr>
@@ -2615,7 +2275,34 @@
                 <w:highlight w:val="white"/>
                 <w:lang w:bidi="ar-SA"/>
               </w:rPr>
-              <w:t>able</w:t>
+              <w:t xml:space="preserve"> Amount</w:t>
+            </w:r>
+          </w:p>
+        </w:tc>
+        <w:tc>
+          <w:tcPr>
+            <w:tcW w:w="1344" w:type="dxa"/>
+          </w:tcPr>
+          <w:p>
+            <w:pPr>
+              <w:pStyle w:val="BodyText"/>
+              <w:jc w:val="right"/>
+              <w:rPr>
+                <w:rFonts w:ascii="Kalpurush" w:hAnsi="Kalpurush" w:cs="Kalpurush"/>
+                <w:sz w:val="18"/>
+                <w:szCs w:val="18"/>
+                <w:lang w:bidi="bn-IN"/>
+              </w:rPr>
+            </w:pPr>
+            <w:r>
+              <w:rPr>
+                <w:rFonts w:ascii="Kalpurush" w:hAnsi="Kalpurush" w:cs="Kalpurush"/>
+                <w:b/>
+                <w:color w:val="000000" w:themeColor="text1"/>
+                <w:sz w:val="18"/>
+                <w:szCs w:val="18"/>
+              </w:rPr>
+              <w:t>{</w:t>
             </w:r>
             <w:r>
               <w:rPr>
@@ -2627,49 +2314,8 @@
                 <w:highlight w:val="white"/>
                 <w:lang w:bidi="ar-SA"/>
               </w:rPr>
-              <w:t xml:space="preserve"> Amount</w:t>
-            </w:r>
-          </w:p>
-        </w:tc>
-        <w:tc>
-          <w:tcPr>
-            <w:tcW w:w="1344" w:type="dxa"/>
-          </w:tcPr>
-          <w:p>
-            <w:pPr>
-              <w:pStyle w:val="BodyText"/>
-              <w:jc w:val="right"/>
-              <w:rPr>
-                <w:rFonts w:ascii="Kalpurush" w:hAnsi="Kalpurush" w:cs="Kalpurush"/>
-                <w:sz w:val="18"/>
-                <w:szCs w:val="18"/>
-                <w:lang w:bidi="bn-IN"/>
-              </w:rPr>
-            </w:pPr>
-            <w:r>
-              <w:rPr>
-                <w:rFonts w:ascii="Kalpurush" w:hAnsi="Kalpurush" w:cs="Kalpurush"/>
-                <w:b/>
-                <w:color w:val="000000" w:themeColor="text1"/>
-                <w:sz w:val="18"/>
-                <w:szCs w:val="18"/>
-              </w:rPr>
-              <w:t>{</w:t>
-            </w:r>
-            <w:proofErr w:type="spellStart"/>
-            <w:r>
-              <w:rPr>
-                <w:rFonts w:ascii="Kalpurush" w:eastAsiaTheme="minorHAnsi" w:hAnsi="Kalpurush" w:cs="Kalpurush"/>
-                <w:b/>
-                <w:color w:val="000000" w:themeColor="text1"/>
-                <w:sz w:val="18"/>
-                <w:szCs w:val="18"/>
-                <w:highlight w:val="white"/>
-                <w:lang w:bidi="ar-SA"/>
-              </w:rPr>
               <w:t>NetPayAmount</w:t>
             </w:r>
-            <w:proofErr w:type="spellEnd"/>
             <w:r>
               <w:rPr>
                 <w:rFonts w:ascii="Kalpurush" w:hAnsi="Kalpurush" w:cs="Kalpurush"/>
@@ -2818,27 +2464,7 @@
           <w:szCs w:val="18"/>
           <w:lang w:bidi="bn-IN"/>
         </w:rPr>
-        <w:t>Words: {</w:t>
-      </w:r>
-      <w:proofErr w:type="spellStart"/>
-      <w:r>
-        <w:rPr>
-          <w:rFonts w:ascii="Kalpurush" w:hAnsi="Kalpurush" w:cs="Kalpurush"/>
-          <w:sz w:val="18"/>
-          <w:szCs w:val="18"/>
-          <w:lang w:bidi="bn-IN"/>
-        </w:rPr>
-        <w:t>TotalInWords</w:t>
-      </w:r>
-      <w:proofErr w:type="spellEnd"/>
-      <w:r>
-        <w:rPr>
-          <w:rFonts w:ascii="Kalpurush" w:hAnsi="Kalpurush" w:cs="Kalpurush"/>
-          <w:sz w:val="18"/>
-          <w:szCs w:val="18"/>
-          <w:lang w:bidi="bn-IN"/>
-        </w:rPr>
-        <w:t>}</w:t>
+        <w:t>Words: {TotalInWords}</w:t>
       </w:r>
     </w:p>
     <w:p>
@@ -2910,12 +2536,7 @@
       </w:r>
       <w:r>
         <w:tab/>
-      </w:r>
-      <w:r>
-        <w:t>Released</w:t>
-      </w:r>
-      <w:r>
-        <w:t xml:space="preserve"> By</w:t>
+        <w:t>Released By</w:t>
       </w:r>
     </w:p>
     <w:p>
